--- a/docs/Guia_Paso_a_Paso_Karate_SonarCloud.docx
+++ b/docs/Guia_Paso_a_Paso_Karate_SonarCloud.docx
@@ -578,7 +578,7 @@
                 <w:sz w:val="20"/>
                 <w:szCs w:val="20"/>
               </w:rPr>
-              <w:t xml:space="preserve">“Calculadora Java Profile” (copia de Sonar way) con reglas de complejidad ciclomática y cognitiva</w:t>
+              <w:t xml:space="preserve">“Calculadora Java Profile” (copia de Sonar way comprehensive) con reglas de complejidad ciclomática y cognitiva</w:t>
             </w:r>
           </w:p>
         </w:tc>
@@ -705,15 +705,15 @@
                 <w:sz w:val="18"/>
                 <w:szCs w:val="18"/>
               </w:rPr>
-              <w:t xml:space="preserve">sonar/sonarcloud.yml</w:t>
-            </w:r>
-            <w:r>
-              <w:rPr>
-                <w:color w:val="1F2933"/>
-                <w:sz w:val="20"/>
-                <w:szCs w:val="20"/>
-              </w:rPr>
-              <w:t xml:space="preserve"> (copiar a </w:t>
+              <w:t xml:space="preserve">.github/workflows/sonarcloud.yml</w:t>
+            </w:r>
+            <w:r>
+              <w:rPr>
+                <w:color w:val="1F2933"/>
+                <w:sz w:val="20"/>
+                <w:szCs w:val="20"/>
+              </w:rPr>
+              <w:t xml:space="preserve"> (copia en </w:t>
             </w:r>
             <w:r>
               <w:rPr>
@@ -722,7 +722,7 @@
                 <w:sz w:val="18"/>
                 <w:szCs w:val="18"/>
               </w:rPr>
-              <w:t xml:space="preserve">.github/workflows/</w:t>
+              <w:t xml:space="preserve">sonar/sonarcloud.yml</w:t>
             </w:r>
             <w:r>
               <w:rPr>
@@ -809,7 +809,7 @@
                 <w:sz w:val="21"/>
                 <w:szCs w:val="21"/>
               </w:rPr>
-              <w:t xml:space="preserve">no tiene acceso a Maven Central ni a SonarCloud</w:t>
+              <w:t xml:space="preserve">no tiene acceso a Maven Central</w:t>
             </w:r>
             <w:r>
               <w:rPr>
@@ -817,7 +817,7 @@
                 <w:sz w:val="21"/>
                 <w:szCs w:val="21"/>
               </w:rPr>
-              <w:t xml:space="preserve">, por lo que Karate y Sonar no se ejecutaron allí. Sí se verificó que el código de los drivers </w:t>
+              <w:t xml:space="preserve">, por lo que Karate y el análisis de Sonar no se ejecutaron allí. Sí se verificó que el código de los drivers </w:t>
             </w:r>
             <w:r>
               <w:rPr>
@@ -853,7 +853,7 @@
                 <w:sz w:val="21"/>
                 <w:szCs w:val="21"/>
               </w:rPr>
-              <w:t xml:space="preserve"> usando un arnés equivalente en Java sobre el código real. La primera ejecución real (</w:t>
+              <w:t xml:space="preserve"> usando un arnés equivalente en Java sobre el código real. El gate, el profile y su asignación sí se crearon y comprobaron directamente en SonarCloud. La primera ejecución real (</w:t>
             </w:r>
             <w:r>
               <w:rPr>
@@ -870,7 +870,7 @@
                 <w:sz w:val="21"/>
                 <w:szCs w:val="21"/>
               </w:rPr>
-              <w:t xml:space="preserve"> y el análisis en SonarCloud) debe hacerse en tu equipo con internet.</w:t>
+              <w:t xml:space="preserve"> y el primer análisis) debe hacerse en tu equipo con internet.</w:t>
             </w:r>
           </w:p>
         </w:tc>
@@ -1076,24 +1076,7 @@
           <w:sz w:val="22"/>
           <w:szCs w:val="22"/>
         </w:rPr>
-        <w:t xml:space="preserve">Build con Gradle (toolchain Java 21), JUnit 5 y JaCoCo; el repositorio aún no tiene </w:t>
-      </w:r>
-      <w:r>
-        <w:rPr>
-          <w:rFonts w:ascii="Consolas" w:cs="Consolas" w:eastAsia="Consolas" w:hAnsi="Consolas"/>
-          <w:color w:val="7A2E0E"/>
-          <w:sz w:val="20"/>
-          <w:szCs w:val="20"/>
-        </w:rPr>
-        <w:t xml:space="preserve">.git</w:t>
-      </w:r>
-      <w:r>
-        <w:rPr>
-          <w:color w:val="1F2933"/>
-          <w:sz w:val="22"/>
-          <w:szCs w:val="22"/>
-        </w:rPr>
-        <w:t xml:space="preserve">.</w:t>
+        <w:t xml:space="preserve">Build con Gradle (toolchain Java 21), JUnit 5 y JaCoCo; el código vive en el repositorio https://github.com/carolinacardonaUdeA/calidad-software.</w:t>
       </w:r>
     </w:p>
     <w:p>
@@ -4132,7 +4115,7 @@
           <w:sz w:val="22"/>
           <w:szCs w:val="22"/>
         </w:rPr>
-        <w:t xml:space="preserve">Publicar el proyecto en GitHub (hoy no es un repositorio Git: </w:t>
+        <w:t xml:space="preserve">El código ya está en GitHub (carolinacardonaUdeA/calidad-software); la cuenta que administra SonarCloud (</w:t>
       </w:r>
       <w:r>
         <w:rPr>
@@ -4141,32 +4124,15 @@
           <w:sz w:val="20"/>
           <w:szCs w:val="20"/>
         </w:rPr>
-        <w:t xml:space="preserve">git init</w:t>
-      </w:r>
-      <w:r>
-        <w:rPr>
-          <w:color w:val="1F2933"/>
-          <w:sz w:val="22"/>
-          <w:szCs w:val="22"/>
-        </w:rPr>
-        <w:t xml:space="preserve">, commit, crear el repositorio y </w:t>
-      </w:r>
-      <w:r>
-        <w:rPr>
-          <w:rFonts w:ascii="Consolas" w:cs="Consolas" w:eastAsia="Consolas" w:hAnsi="Consolas"/>
-          <w:color w:val="7A2E0E"/>
-          <w:sz w:val="20"/>
-          <w:szCs w:val="20"/>
-        </w:rPr>
-        <w:t xml:space="preserve">git push</w:t>
-      </w:r>
-      <w:r>
-        <w:rPr>
-          <w:color w:val="1F2933"/>
-          <w:sz w:val="22"/>
-          <w:szCs w:val="22"/>
-        </w:rPr>
-        <w:t xml:space="preserve">).</w:t>
+        <w:t xml:space="preserve">julian7965</w:t>
+      </w:r>
+      <w:r>
+        <w:rPr>
+          <w:color w:val="1F2933"/>
+          <w:sz w:val="22"/>
+          <w:szCs w:val="22"/>
+        </w:rPr>
+        <w:t xml:space="preserve">) es administradora de ese repositorio.</w:t>
       </w:r>
     </w:p>
     <w:p>
@@ -4184,7 +4150,41 @@
           <w:sz w:val="22"/>
           <w:szCs w:val="22"/>
         </w:rPr>
-        <w:t xml:space="preserve">Entrar a sonarcloud.io con GitHub, elegir </w:t>
+        <w:t xml:space="preserve">Entrar a sonarcloud.io con GitHub (</w:t>
+      </w:r>
+      <w:r>
+        <w:rPr>
+          <w:rFonts w:ascii="Consolas" w:cs="Consolas" w:eastAsia="Consolas" w:hAnsi="Consolas"/>
+          <w:color w:val="7A2E0E"/>
+          <w:sz w:val="20"/>
+          <w:szCs w:val="20"/>
+        </w:rPr>
+        <w:t xml:space="preserve">julian7965</w:t>
+      </w:r>
+      <w:r>
+        <w:rPr>
+          <w:color w:val="1F2933"/>
+          <w:sz w:val="22"/>
+          <w:szCs w:val="22"/>
+        </w:rPr>
+        <w:t xml:space="preserve">) y crear la organización </w:t>
+      </w:r>
+      <w:r>
+        <w:rPr>
+          <w:rFonts w:ascii="Consolas" w:cs="Consolas" w:eastAsia="Consolas" w:hAnsi="Consolas"/>
+          <w:color w:val="7A2E0E"/>
+          <w:sz w:val="20"/>
+          <w:szCs w:val="20"/>
+        </w:rPr>
+        <w:t xml:space="preserve">julian7965</w:t>
+      </w:r>
+      <w:r>
+        <w:rPr>
+          <w:color w:val="1F2933"/>
+          <w:sz w:val="22"/>
+          <w:szCs w:val="22"/>
+        </w:rPr>
+        <w:t xml:space="preserve">. Como el repositorio pertenece a otra cuenta, no se puede importar con el enlace a GitHub: se crea el proyecto </w:t>
       </w:r>
       <w:r>
         <w:rPr>
@@ -4194,15 +4194,50 @@
           <w:sz w:val="22"/>
           <w:szCs w:val="22"/>
         </w:rPr>
-        <w:t xml:space="preserve">+ → Analyze new project</w:t>
-      </w:r>
-      <w:r>
-        <w:rPr>
-          <w:color w:val="1F2933"/>
-          <w:sz w:val="22"/>
-          <w:szCs w:val="22"/>
-        </w:rPr>
-        <w:t xml:space="preserve">, seleccionar la organización y el repositorio.</w:t>
+        <w:t xml:space="preserve">manualmente</w:t>
+      </w:r>
+      <w:r>
+        <w:rPr>
+          <w:color w:val="1F2933"/>
+          <w:sz w:val="22"/>
+          <w:szCs w:val="22"/>
+        </w:rPr>
+        <w:t xml:space="preserve"> (</w:t>
+      </w:r>
+      <w:r>
+        <w:rPr>
+          <w:b/>
+          <w:bCs/>
+          <w:color w:val="1F2933"/>
+          <w:sz w:val="22"/>
+          <w:szCs w:val="22"/>
+        </w:rPr>
+        <w:t xml:space="preserve">+ → Analyze new project → Create a project manually</w:t>
+      </w:r>
+      <w:r>
+        <w:rPr>
+          <w:color w:val="1F2933"/>
+          <w:sz w:val="22"/>
+          <w:szCs w:val="22"/>
+        </w:rPr>
+        <w:t xml:space="preserve">) con la clave </w:t>
+      </w:r>
+      <w:r>
+        <w:rPr>
+          <w:rFonts w:ascii="Consolas" w:cs="Consolas" w:eastAsia="Consolas" w:hAnsi="Consolas"/>
+          <w:color w:val="7A2E0E"/>
+          <w:sz w:val="20"/>
+          <w:szCs w:val="20"/>
+        </w:rPr>
+        <w:t xml:space="preserve">julian7965_calidad-software</w:t>
+      </w:r>
+      <w:r>
+        <w:rPr>
+          <w:color w:val="1F2933"/>
+          <w:sz w:val="22"/>
+          <w:szCs w:val="22"/>
+        </w:rPr>
+        <w:t xml:space="preserve"> y visibilidad pública.</w:t>
       </w:r>
     </w:p>
     <w:p>
@@ -5751,7 +5786,7 @@
           <w:sz w:val="18"/>
           <w:szCs w:val="18"/>
         </w:rPr>
-        <w:t xml:space="preserve">export SONAR_PROJECT_KEY=&lt;tu-organizacion&gt;_calculadora-calidad</w:t>
+        <w:t xml:space="preserve">export SONAR_PROJECT_KEY=&lt;tu-organizacion&gt;_&lt;repositorio&gt;   # lo muestra SonarCloud al importar el proyecto</w:t>
       </w:r>
     </w:p>
     <w:p>
@@ -6007,6 +6042,330 @@
         <w:t xml:space="preserve"> → seleccionar “Calculadora Quality Gate”.</w:t>
       </w:r>
     </w:p>
+    <w:tbl>
+      <w:tblPr>
+        <w:tblW w:type="dxa" w:w="9360"/>
+        <w:tblBorders>
+          <w:top w:val="single" w:color="auto" w:sz="4"/>
+          <w:left w:val="single" w:color="auto" w:sz="4"/>
+          <w:bottom w:val="single" w:color="auto" w:sz="4"/>
+          <w:right w:val="single" w:color="auto" w:sz="4"/>
+          <w:insideH w:val="single" w:color="auto" w:sz="4"/>
+          <w:insideV w:val="single" w:color="auto" w:sz="4"/>
+        </w:tblBorders>
+      </w:tblPr>
+      <w:tblGrid>
+        <w:gridCol w:w="9360"/>
+      </w:tblGrid>
+      <w:tr>
+        <w:tc>
+          <w:tcPr>
+            <w:tcW w:type="dxa" w:w="9360"/>
+            <w:tcBorders>
+              <w:top w:val="none"/>
+              <w:left w:val="single" w:color="1F5E8C" w:sz="24"/>
+              <w:bottom w:val="none"/>
+              <w:right w:val="none"/>
+            </w:tcBorders>
+            <w:shd w:fill="EEF3F7" w:val="clear"/>
+            <w:tcMar>
+              <w:top w:type="dxa" w:w="120"/>
+              <w:left w:type="dxa" w:w="200"/>
+              <w:bottom w:type="dxa" w:w="120"/>
+              <w:right w:type="dxa" w:w="200"/>
+            </w:tcMar>
+          </w:tcPr>
+          <w:p>
+            <w:pPr>
+              <w:spacing w:after="60"/>
+            </w:pPr>
+            <w:r>
+              <w:rPr>
+                <w:b/>
+                <w:bCs/>
+                <w:color w:val="1F5E8C"/>
+                <w:sz w:val="22"/>
+                <w:szCs w:val="22"/>
+              </w:rPr>
+              <w:t xml:space="preserve">Asignar el gate depende del plan</w:t>
+            </w:r>
+          </w:p>
+          <w:p>
+            <w:pPr>
+              <w:spacing w:after="0" w:line="276"/>
+            </w:pPr>
+            <w:r>
+              <w:rPr>
+                <w:color w:val="1F2933"/>
+                <w:sz w:val="21"/>
+                <w:szCs w:val="21"/>
+              </w:rPr>
+              <w:t xml:space="preserve">En SonarCloud se puede </w:t>
+            </w:r>
+            <w:r>
+              <w:rPr>
+                <w:b/>
+                <w:bCs/>
+                <w:color w:val="1F2933"/>
+                <w:sz w:val="21"/>
+                <w:szCs w:val="21"/>
+              </w:rPr>
+              <w:t xml:space="preserve">crear</w:t>
+            </w:r>
+            <w:r>
+              <w:rPr>
+                <w:color w:val="1F2933"/>
+                <w:sz w:val="21"/>
+                <w:szCs w:val="21"/>
+              </w:rPr>
+              <w:t xml:space="preserve"> un gate o profile propio con cualquier plan, pero </w:t>
+            </w:r>
+            <w:r>
+              <w:rPr>
+                <w:b/>
+                <w:bCs/>
+                <w:color w:val="1F2933"/>
+                <w:sz w:val="21"/>
+                <w:szCs w:val="21"/>
+              </w:rPr>
+              <w:t xml:space="preserve">asignarlo a un proyecto</w:t>
+            </w:r>
+            <w:r>
+              <w:rPr>
+                <w:color w:val="1F2933"/>
+                <w:sz w:val="21"/>
+                <w:szCs w:val="21"/>
+              </w:rPr>
+              <w:t xml:space="preserve"> es una función de pago: funciona durante la prueba de 14 días del plan Team (hasta el 1 de noviembre de 2026) y, con el plan gratuito, la interfaz y la API lo rechazan (“Your current plan does not allow you to assign this custom quality gate to projects”). Al terminar la prueba el proyecto vuelve al gate integrado “Sonar way”. El paso siguiente cubre ese hueco.</w:t>
+            </w:r>
+          </w:p>
+        </w:tc>
+      </w:tr>
+    </w:tbl>
+    <w:p>
+      <w:pPr>
+        <w:pStyle w:val="Heading2"/>
+        <w:spacing w:after="100" w:before="240"/>
+      </w:pPr>
+      <w:r>
+        <w:rPr>
+          <w:b/>
+          <w:bCs/>
+          <w:color w:val="1F2933"/>
+          <w:sz w:val="26"/>
+          <w:szCs w:val="26"/>
+        </w:rPr>
+        <w:t xml:space="preserve">Paso 2.5 · Respaldo en CI con check-metrics.sh</w:t>
+      </w:r>
+    </w:p>
+    <w:p>
+      <w:pPr>
+        <w:spacing w:after="120" w:line="288"/>
+      </w:pPr>
+      <w:r>
+        <w:rPr>
+          <w:color w:val="1F2933"/>
+          <w:sz w:val="22"/>
+          <w:szCs w:val="22"/>
+        </w:rPr>
+        <w:t xml:space="preserve">Para que los topes de complejidad y cobertura se apliquen aunque el gate propio no se pueda asignar, el workflow ejecuta </w:t>
+      </w:r>
+      <w:r>
+        <w:rPr>
+          <w:rFonts w:ascii="Consolas" w:cs="Consolas" w:eastAsia="Consolas" w:hAnsi="Consolas"/>
+          <w:color w:val="7A2E0E"/>
+          <w:sz w:val="20"/>
+          <w:szCs w:val="20"/>
+        </w:rPr>
+        <w:t xml:space="preserve">sonar/check-metrics.sh</w:t>
+      </w:r>
+      <w:r>
+        <w:rPr>
+          <w:color w:val="1F2933"/>
+          <w:sz w:val="22"/>
+          <w:szCs w:val="22"/>
+        </w:rPr>
+        <w:t xml:space="preserve"> después del análisis. El script lee de la API de SonarCloud las medidas </w:t>
+      </w:r>
+      <w:r>
+        <w:rPr>
+          <w:rFonts w:ascii="Consolas" w:cs="Consolas" w:eastAsia="Consolas" w:hAnsi="Consolas"/>
+          <w:color w:val="7A2E0E"/>
+          <w:sz w:val="20"/>
+          <w:szCs w:val="20"/>
+        </w:rPr>
+        <w:t xml:space="preserve">complexity</w:t>
+      </w:r>
+      <w:r>
+        <w:rPr>
+          <w:color w:val="1F2933"/>
+          <w:sz w:val="22"/>
+          <w:szCs w:val="22"/>
+        </w:rPr>
+        <w:t xml:space="preserve">, </w:t>
+      </w:r>
+      <w:r>
+        <w:rPr>
+          <w:rFonts w:ascii="Consolas" w:cs="Consolas" w:eastAsia="Consolas" w:hAnsi="Consolas"/>
+          <w:color w:val="7A2E0E"/>
+          <w:sz w:val="20"/>
+          <w:szCs w:val="20"/>
+        </w:rPr>
+        <w:t xml:space="preserve">cognitive_complexity</w:t>
+      </w:r>
+      <w:r>
+        <w:rPr>
+          <w:color w:val="1F2933"/>
+          <w:sz w:val="22"/>
+          <w:szCs w:val="22"/>
+        </w:rPr>
+        <w:t xml:space="preserve"> y </w:t>
+      </w:r>
+      <w:r>
+        <w:rPr>
+          <w:rFonts w:ascii="Consolas" w:cs="Consolas" w:eastAsia="Consolas" w:hAnsi="Consolas"/>
+          <w:color w:val="7A2E0E"/>
+          <w:sz w:val="20"/>
+          <w:szCs w:val="20"/>
+        </w:rPr>
+        <w:t xml:space="preserve">coverage</w:t>
+      </w:r>
+      <w:r>
+        <w:rPr>
+          <w:color w:val="1F2933"/>
+          <w:sz w:val="22"/>
+          <w:szCs w:val="22"/>
+        </w:rPr>
+        <w:t xml:space="preserve"> y falla si superan 250, 120 y 80 %; además usa </w:t>
+      </w:r>
+      <w:r>
+        <w:rPr>
+          <w:rFonts w:ascii="Consolas" w:cs="Consolas" w:eastAsia="Consolas" w:hAnsi="Consolas"/>
+          <w:color w:val="7A2E0E"/>
+          <w:sz w:val="20"/>
+          <w:szCs w:val="20"/>
+        </w:rPr>
+        <w:t xml:space="preserve">lizard</w:t>
+      </w:r>
+      <w:r>
+        <w:rPr>
+          <w:color w:val="1F2933"/>
+          <w:sz w:val="22"/>
+          <w:szCs w:val="22"/>
+        </w:rPr>
+        <w:t xml:space="preserve"> para comprobar que </w:t>
+      </w:r>
+      <w:r>
+        <w:rPr>
+          <w:b/>
+          <w:bCs/>
+          <w:color w:val="1F2933"/>
+          <w:sz w:val="22"/>
+          <w:szCs w:val="22"/>
+        </w:rPr>
+        <w:t xml:space="preserve">ningún método supera 10</w:t>
+      </w:r>
+      <w:r>
+        <w:rPr>
+          <w:color w:val="1F2933"/>
+          <w:sz w:val="22"/>
+          <w:szCs w:val="22"/>
+        </w:rPr>
+        <w:t xml:space="preserve"> de complejidad ciclomática. Los umbrales se pueden cambiar con variables de entorno (</w:t>
+      </w:r>
+      <w:r>
+        <w:rPr>
+          <w:rFonts w:ascii="Consolas" w:cs="Consolas" w:eastAsia="Consolas" w:hAnsi="Consolas"/>
+          <w:color w:val="7A2E0E"/>
+          <w:sz w:val="20"/>
+          <w:szCs w:val="20"/>
+        </w:rPr>
+        <w:t xml:space="preserve">MAX_COMPLEXITY</w:t>
+      </w:r>
+      <w:r>
+        <w:rPr>
+          <w:color w:val="1F2933"/>
+          <w:sz w:val="22"/>
+          <w:szCs w:val="22"/>
+        </w:rPr>
+        <w:t xml:space="preserve">, </w:t>
+      </w:r>
+      <w:r>
+        <w:rPr>
+          <w:rFonts w:ascii="Consolas" w:cs="Consolas" w:eastAsia="Consolas" w:hAnsi="Consolas"/>
+          <w:color w:val="7A2E0E"/>
+          <w:sz w:val="20"/>
+          <w:szCs w:val="20"/>
+        </w:rPr>
+        <w:t xml:space="preserve">MAX_COGNITIVE</w:t>
+      </w:r>
+      <w:r>
+        <w:rPr>
+          <w:color w:val="1F2933"/>
+          <w:sz w:val="22"/>
+          <w:szCs w:val="22"/>
+        </w:rPr>
+        <w:t xml:space="preserve">, </w:t>
+      </w:r>
+      <w:r>
+        <w:rPr>
+          <w:rFonts w:ascii="Consolas" w:cs="Consolas" w:eastAsia="Consolas" w:hAnsi="Consolas"/>
+          <w:color w:val="7A2E0E"/>
+          <w:sz w:val="20"/>
+          <w:szCs w:val="20"/>
+        </w:rPr>
+        <w:t xml:space="preserve">MIN_COVERAGE</w:t>
+      </w:r>
+      <w:r>
+        <w:rPr>
+          <w:color w:val="1F2933"/>
+          <w:sz w:val="22"/>
+          <w:szCs w:val="22"/>
+        </w:rPr>
+        <w:t xml:space="preserve">, </w:t>
+      </w:r>
+      <w:r>
+        <w:rPr>
+          <w:rFonts w:ascii="Consolas" w:cs="Consolas" w:eastAsia="Consolas" w:hAnsi="Consolas"/>
+          <w:color w:val="7A2E0E"/>
+          <w:sz w:val="20"/>
+          <w:szCs w:val="20"/>
+        </w:rPr>
+        <w:t xml:space="preserve">MAX_METHOD_CCN</w:t>
+      </w:r>
+      <w:r>
+        <w:rPr>
+          <w:color w:val="1F2933"/>
+          <w:sz w:val="22"/>
+          <w:szCs w:val="22"/>
+        </w:rPr>
+        <w:t xml:space="preserve">).</w:t>
+      </w:r>
+    </w:p>
+    <w:p>
+      <w:pPr>
+        <w:pBdr>
+          <w:top w:val="single" w:color="D5D9DD" w:sz="4" w:space="4"/>
+        </w:pBdr>
+        <w:shd w:fill="F3F4F6" w:val="clear"/>
+        <w:spacing w:after="0" w:line="252"/>
+        <w:ind w:left="120"/>
+      </w:pPr>
+      <w:r>
+        <w:rPr>
+          <w:rFonts w:ascii="Consolas" w:cs="Consolas" w:eastAsia="Consolas" w:hAnsi="Consolas"/>
+          <w:color w:val="24292F"/>
+          <w:sz w:val="18"/>
+          <w:szCs w:val="18"/>
+        </w:rPr>
+        <w:t xml:space="preserve">SONAR_TOKEN=&lt;tu-token&gt; SONAR_PROJECT_KEY=&lt;clave&gt; ./sonar/check-metrics.sh</w:t>
+      </w:r>
+    </w:p>
+    <w:p>
+      <w:pPr>
+        <w:spacing w:after="120"/>
+      </w:pPr>
+    </w:p>
     <w:p>
       <w:pPr>
         <w:pStyle w:val="Heading1"/>
@@ -6049,7 +6408,7 @@
           <w:sz w:val="22"/>
           <w:szCs w:val="22"/>
         </w:rPr>
-        <w:t xml:space="preserve">El perfil integrado “Sonar way” es de solo lectura. Para ajustar reglas y umbrales se crea una </w:t>
+        <w:t xml:space="preserve">Los perfiles integrados (“Sonar way core / extended / comprehensive”) son de solo lectura. Para ajustar reglas y umbrales se crea una </w:t>
       </w:r>
       <w:r>
         <w:rPr>
@@ -6367,7 +6726,7 @@
                 <w:sz w:val="18"/>
                 <w:szCs w:val="18"/>
               </w:rPr>
-              <w:t xml:space="preserve">Max</w:t>
+              <w:t xml:space="preserve">Threshold</w:t>
             </w:r>
           </w:p>
         </w:tc>
@@ -6524,7 +6883,7 @@
                 <w:sz w:val="18"/>
                 <w:szCs w:val="18"/>
               </w:rPr>
-              <w:t xml:space="preserve">threshold</w:t>
+              <w:t xml:space="preserve">Threshold</w:t>
             </w:r>
           </w:p>
         </w:tc>
@@ -6839,7 +7198,7 @@
           <w:sz w:val="22"/>
           <w:szCs w:val="22"/>
         </w:rPr>
-        <w:t xml:space="preserve"> ejecuta, tras el gate: busca la clave de “Sonar way” (</w:t>
+        <w:t xml:space="preserve"> ejecuta, tras el gate: busca la clave de “Sonar way comprehensive” (</w:t>
       </w:r>
       <w:r>
         <w:rPr>
@@ -6977,7 +7336,7 @@
           <w:sz w:val="22"/>
           <w:szCs w:val="22"/>
         </w:rPr>
-        <w:t xml:space="preserve"> → en “Sonar way” abrir el menú ⋮ → </w:t>
+        <w:t xml:space="preserve"> → en “Sonar way comprehensive” abrir el menú ⋮ → </w:t>
       </w:r>
       <w:r>
         <w:rPr>
@@ -7075,7 +7434,7 @@
           <w:sz w:val="20"/>
           <w:szCs w:val="20"/>
         </w:rPr>
-        <w:t xml:space="preserve">Max = 10</w:t>
+        <w:t xml:space="preserve">Threshold = 10</w:t>
       </w:r>
       <w:r>
         <w:rPr>
@@ -7127,7 +7486,7 @@
           <w:sz w:val="20"/>
           <w:szCs w:val="20"/>
         </w:rPr>
-        <w:t xml:space="preserve">threshold = 15</w:t>
+        <w:t xml:space="preserve">Threshold = 15</w:t>
       </w:r>
       <w:r>
         <w:rPr>
@@ -7735,15 +8094,15 @@
                 <w:sz w:val="18"/>
                 <w:szCs w:val="18"/>
               </w:rPr>
-              <w:t xml:space="preserve">sonar/sonarcloud.yml</w:t>
-            </w:r>
-            <w:r>
-              <w:rPr>
-                <w:color w:val="1F2933"/>
-                <w:sz w:val="20"/>
-                <w:szCs w:val="20"/>
-              </w:rPr>
-              <w:t xml:space="preserve"> (copiar a </w:t>
+              <w:t xml:space="preserve">.github/workflows/sonarcloud.yml</w:t>
+            </w:r>
+            <w:r>
+              <w:rPr>
+                <w:color w:val="1F2933"/>
+                <w:sz w:val="20"/>
+                <w:szCs w:val="20"/>
+              </w:rPr>
+              <w:t xml:space="preserve"> (copia en </w:t>
             </w:r>
             <w:r>
               <w:rPr>
@@ -7752,7 +8111,7 @@
                 <w:sz w:val="18"/>
                 <w:szCs w:val="18"/>
               </w:rPr>
-              <w:t xml:space="preserve">.github/workflows/</w:t>
+              <w:t xml:space="preserve">sonar/sonarcloud.yml</w:t>
             </w:r>
             <w:r>
               <w:rPr>
@@ -7820,7 +8179,103 @@
                 <w:sz w:val="20"/>
                 <w:szCs w:val="20"/>
               </w:rPr>
-              <w:t xml:space="preserve">CI: pruebas + análisis en cada push/PR</w:t>
+              <w:t xml:space="preserve">CI: pruebas + análisis + verificación de umbrales en cada push/PR</w:t>
+            </w:r>
+          </w:p>
+        </w:tc>
+      </w:tr>
+      <w:tr>
+        <w:trPr>
+          <w:cantSplit/>
+        </w:trPr>
+        <w:tc>
+          <w:tcPr>
+            <w:tcW w:type="dxa" w:w="3300"/>
+            <w:tcBorders>
+              <w:top w:val="single" w:color="D5D9DD" w:sz="4"/>
+              <w:left w:val="single" w:color="D5D9DD" w:sz="4"/>
+              <w:bottom w:val="single" w:color="D5D9DD" w:sz="4"/>
+              <w:right w:val="single" w:color="D5D9DD" w:sz="4"/>
+            </w:tcBorders>
+            <w:tcMar>
+              <w:top w:type="dxa" w:w="70"/>
+              <w:left w:type="dxa" w:w="110"/>
+              <w:bottom w:type="dxa" w:w="70"/>
+              <w:right w:type="dxa" w:w="110"/>
+            </w:tcMar>
+          </w:tcPr>
+          <w:p>
+            <w:pPr>
+              <w:spacing w:after="0" w:line="252"/>
+            </w:pPr>
+            <w:r>
+              <w:rPr>
+                <w:rFonts w:ascii="Consolas" w:cs="Consolas" w:eastAsia="Consolas" w:hAnsi="Consolas"/>
+                <w:color w:val="7A2E0E"/>
+                <w:sz w:val="18"/>
+                <w:szCs w:val="18"/>
+              </w:rPr>
+              <w:t xml:space="preserve">sonar/check-metrics.sh</w:t>
+            </w:r>
+          </w:p>
+        </w:tc>
+        <w:tc>
+          <w:tcPr>
+            <w:tcW w:type="dxa" w:w="1500"/>
+            <w:tcBorders>
+              <w:top w:val="single" w:color="D5D9DD" w:sz="4"/>
+              <w:left w:val="single" w:color="D5D9DD" w:sz="4"/>
+              <w:bottom w:val="single" w:color="D5D9DD" w:sz="4"/>
+              <w:right w:val="single" w:color="D5D9DD" w:sz="4"/>
+            </w:tcBorders>
+            <w:tcMar>
+              <w:top w:type="dxa" w:w="70"/>
+              <w:left w:type="dxa" w:w="110"/>
+              <w:bottom w:type="dxa" w:w="70"/>
+              <w:right w:type="dxa" w:w="110"/>
+            </w:tcMar>
+          </w:tcPr>
+          <w:p>
+            <w:pPr>
+              <w:spacing w:after="0" w:line="252"/>
+            </w:pPr>
+            <w:r>
+              <w:rPr>
+                <w:color w:val="1F2933"/>
+                <w:sz w:val="20"/>
+                <w:szCs w:val="20"/>
+              </w:rPr>
+              <w:t xml:space="preserve">Nuevo</w:t>
+            </w:r>
+          </w:p>
+        </w:tc>
+        <w:tc>
+          <w:tcPr>
+            <w:tcW w:type="dxa" w:w="4560"/>
+            <w:tcBorders>
+              <w:top w:val="single" w:color="D5D9DD" w:sz="4"/>
+              <w:left w:val="single" w:color="D5D9DD" w:sz="4"/>
+              <w:bottom w:val="single" w:color="D5D9DD" w:sz="4"/>
+              <w:right w:val="single" w:color="D5D9DD" w:sz="4"/>
+            </w:tcBorders>
+            <w:tcMar>
+              <w:top w:type="dxa" w:w="70"/>
+              <w:left w:type="dxa" w:w="110"/>
+              <w:bottom w:type="dxa" w:w="70"/>
+              <w:right w:type="dxa" w:w="110"/>
+            </w:tcMar>
+          </w:tcPr>
+          <w:p>
+            <w:pPr>
+              <w:spacing w:after="0" w:line="252"/>
+            </w:pPr>
+            <w:r>
+              <w:rPr>
+                <w:color w:val="1F2933"/>
+                <w:sz w:val="20"/>
+                <w:szCs w:val="20"/>
+              </w:rPr>
+              <w:t xml:space="preserve">Verifica en CI los topes de complejidad y cobertura (respaldo del gate propio)</w:t>
             </w:r>
           </w:p>
         </w:tc>
@@ -8039,15 +8494,15 @@
           <w:sz w:val="22"/>
           <w:szCs w:val="22"/>
         </w:rPr>
-        <w:t xml:space="preserve">Reemplazar los marcadores</w:t>
-      </w:r>
-      <w:r>
-        <w:rPr>
-          <w:color w:val="1F2933"/>
-          <w:sz w:val="22"/>
-          <w:szCs w:val="22"/>
-        </w:rPr>
-        <w:t xml:space="preserve"> </w:t>
+        <w:t xml:space="preserve">Valores reales ya configurados:</w:t>
+      </w:r>
+      <w:r>
+        <w:rPr>
+          <w:color w:val="1F2933"/>
+          <w:sz w:val="22"/>
+          <w:szCs w:val="22"/>
+        </w:rPr>
+        <w:t xml:space="preserve"> organización </w:t>
       </w:r>
       <w:r>
         <w:rPr>
@@ -8056,15 +8511,15 @@
           <w:sz w:val="20"/>
           <w:szCs w:val="20"/>
         </w:rPr>
-        <w:t xml:space="preserve">REEMPLAZAR_ORGANIZACION</w:t>
-      </w:r>
-      <w:r>
-        <w:rPr>
-          <w:color w:val="1F2933"/>
-          <w:sz w:val="22"/>
-          <w:szCs w:val="22"/>
-        </w:rPr>
-        <w:t xml:space="preserve"> en </w:t>
+        <w:t xml:space="preserve">julian7965</w:t>
+      </w:r>
+      <w:r>
+        <w:rPr>
+          <w:color w:val="1F2933"/>
+          <w:sz w:val="22"/>
+          <w:szCs w:val="22"/>
+        </w:rPr>
+        <w:t xml:space="preserve"> y proyecto </w:t>
       </w:r>
       <w:r>
         <w:rPr>
@@ -8073,6 +8528,23 @@
           <w:sz w:val="20"/>
           <w:szCs w:val="20"/>
         </w:rPr>
+        <w:t xml:space="preserve">julian7965_calidad-software</w:t>
+      </w:r>
+      <w:r>
+        <w:rPr>
+          <w:color w:val="1F2933"/>
+          <w:sz w:val="22"/>
+          <w:szCs w:val="22"/>
+        </w:rPr>
+        <w:t xml:space="preserve"> (por defecto en </w:t>
+      </w:r>
+      <w:r>
+        <w:rPr>
+          <w:rFonts w:ascii="Consolas" w:cs="Consolas" w:eastAsia="Consolas" w:hAnsi="Consolas"/>
+          <w:color w:val="7A2E0E"/>
+          <w:sz w:val="20"/>
+          <w:szCs w:val="20"/>
+        </w:rPr>
         <w:t xml:space="preserve">build.gradle</w:t>
       </w:r>
       <w:r>
@@ -8081,7 +8553,41 @@
           <w:sz w:val="22"/>
           <w:szCs w:val="22"/>
         </w:rPr>
-        <w:t xml:space="preserve"> o definir las variables de entorno.</w:t>
+        <w:t xml:space="preserve">; se pueden sobrescribir con </w:t>
+      </w:r>
+      <w:r>
+        <w:rPr>
+          <w:rFonts w:ascii="Consolas" w:cs="Consolas" w:eastAsia="Consolas" w:hAnsi="Consolas"/>
+          <w:color w:val="7A2E0E"/>
+          <w:sz w:val="20"/>
+          <w:szCs w:val="20"/>
+        </w:rPr>
+        <w:t xml:space="preserve">SONAR_ORGANIZATION</w:t>
+      </w:r>
+      <w:r>
+        <w:rPr>
+          <w:color w:val="1F2933"/>
+          <w:sz w:val="22"/>
+          <w:szCs w:val="22"/>
+        </w:rPr>
+        <w:t xml:space="preserve"> / </w:t>
+      </w:r>
+      <w:r>
+        <w:rPr>
+          <w:rFonts w:ascii="Consolas" w:cs="Consolas" w:eastAsia="Consolas" w:hAnsi="Consolas"/>
+          <w:color w:val="7A2E0E"/>
+          <w:sz w:val="20"/>
+          <w:szCs w:val="20"/>
+        </w:rPr>
+        <w:t xml:space="preserve">SONAR_PROJECT_KEY</w:t>
+      </w:r>
+      <w:r>
+        <w:rPr>
+          <w:color w:val="1F2933"/>
+          <w:sz w:val="22"/>
+          <w:szCs w:val="22"/>
+        </w:rPr>
+        <w:t xml:space="preserve">).</w:t>
       </w:r>
     </w:p>
     <w:p>
@@ -8101,15 +8607,84 @@
           <w:sz w:val="22"/>
           <w:szCs w:val="22"/>
         </w:rPr>
-        <w:t xml:space="preserve">Calibrar</w:t>
-      </w:r>
-      <w:r>
-        <w:rPr>
-          <w:color w:val="1F2933"/>
-          <w:sz w:val="22"/>
-          <w:szCs w:val="22"/>
-        </w:rPr>
-        <w:t xml:space="preserve"> los topes de complejidad total (250 y 120) con los valores del primer análisis.</w:t>
+        <w:t xml:space="preserve">Plan de SonarCloud:</w:t>
+      </w:r>
+      <w:r>
+        <w:rPr>
+          <w:color w:val="1F2933"/>
+          <w:sz w:val="22"/>
+          <w:szCs w:val="22"/>
+        </w:rPr>
+        <w:t xml:space="preserve"> “Calculadora Quality Gate” y “Calculadora Java Profile” están creados </w:t>
+      </w:r>
+      <w:r>
+        <w:rPr>
+          <w:b/>
+          <w:bCs/>
+          <w:color w:val="1F2933"/>
+          <w:sz w:val="22"/>
+          <w:szCs w:val="22"/>
+        </w:rPr>
+        <w:t xml:space="preserve">y asignados</w:t>
+      </w:r>
+      <w:r>
+        <w:rPr>
+          <w:color w:val="1F2933"/>
+          <w:sz w:val="22"/>
+          <w:szCs w:val="22"/>
+        </w:rPr>
+        <w:t xml:space="preserve"> al proyecto </w:t>
+      </w:r>
+      <w:r>
+        <w:rPr>
+          <w:rFonts w:ascii="Consolas" w:cs="Consolas" w:eastAsia="Consolas" w:hAnsi="Consolas"/>
+          <w:color w:val="7A2E0E"/>
+          <w:sz w:val="20"/>
+          <w:szCs w:val="20"/>
+        </w:rPr>
+        <w:t xml:space="preserve">julian7965_calidad-software</w:t>
+      </w:r>
+      <w:r>
+        <w:rPr>
+          <w:color w:val="1F2933"/>
+          <w:sz w:val="22"/>
+          <w:szCs w:val="22"/>
+        </w:rPr>
+        <w:t xml:space="preserve">, pero solo durante la prueba de 14 días del plan Team (hasta el 1 de noviembre de 2026). Después, o se elige un plan de pago, o el proyecto vuelve al gate y al profile integrados y los topes se aplican con </w:t>
+      </w:r>
+      <w:r>
+        <w:rPr>
+          <w:rFonts w:ascii="Consolas" w:cs="Consolas" w:eastAsia="Consolas" w:hAnsi="Consolas"/>
+          <w:color w:val="7A2E0E"/>
+          <w:sz w:val="20"/>
+          <w:szCs w:val="20"/>
+        </w:rPr>
+        <w:t xml:space="preserve">sonar/check-metrics.sh</w:t>
+      </w:r>
+      <w:r>
+        <w:rPr>
+          <w:color w:val="1F2933"/>
+          <w:sz w:val="22"/>
+          <w:szCs w:val="22"/>
+        </w:rPr>
+        <w:t xml:space="preserve"> desde CI. Las condiciones y reglas quedan versionadas en </w:t>
+      </w:r>
+      <w:r>
+        <w:rPr>
+          <w:rFonts w:ascii="Consolas" w:cs="Consolas" w:eastAsia="Consolas" w:hAnsi="Consolas"/>
+          <w:color w:val="7A2E0E"/>
+          <w:sz w:val="20"/>
+          <w:szCs w:val="20"/>
+        </w:rPr>
+        <w:t xml:space="preserve">sonar/setup-sonarcloud.sh</w:t>
+      </w:r>
+      <w:r>
+        <w:rPr>
+          <w:color w:val="1F2933"/>
+          <w:sz w:val="22"/>
+          <w:szCs w:val="22"/>
+        </w:rPr>
+        <w:t xml:space="preserve">.</w:t>
       </w:r>
     </w:p>
     <w:p>
@@ -8129,7 +8704,63 @@
           <w:sz w:val="22"/>
           <w:szCs w:val="22"/>
         </w:rPr>
-        <w:t xml:space="preserve">Nombres de claves de reglas:</w:t>
+        <w:t xml:space="preserve">Secret `SONAR_TOKEN`:</w:t>
+      </w:r>
+      <w:r>
+        <w:rPr>
+          <w:color w:val="1F2933"/>
+          <w:sz w:val="22"/>
+          <w:szCs w:val="22"/>
+        </w:rPr>
+        <w:t xml:space="preserve"> crear el token en SonarCloud (My Account → Security) y guardarlo en GitHub (Settings → Secrets and variables → Actions). Sin él, el workflow no puede publicar el análisis.</w:t>
+      </w:r>
+    </w:p>
+    <w:p>
+      <w:pPr>
+        <w:pStyle w:val="ListParagraph"/>
+        <w:numPr>
+          <w:ilvl w:val="0"/>
+          <w:numId w:val="2"/>
+        </w:numPr>
+        <w:spacing w:after="60" w:line="276"/>
+      </w:pPr>
+      <w:r>
+        <w:rPr>
+          <w:b/>
+          <w:bCs/>
+          <w:color w:val="1F2933"/>
+          <w:sz w:val="22"/>
+          <w:szCs w:val="22"/>
+        </w:rPr>
+        <w:t xml:space="preserve">Calibrar</w:t>
+      </w:r>
+      <w:r>
+        <w:rPr>
+          <w:color w:val="1F2933"/>
+          <w:sz w:val="22"/>
+          <w:szCs w:val="22"/>
+        </w:rPr>
+        <w:t xml:space="preserve"> los topes de complejidad total (250 y 120) con los valores del primer análisis.</w:t>
+      </w:r>
+    </w:p>
+    <w:p>
+      <w:pPr>
+        <w:pStyle w:val="ListParagraph"/>
+        <w:numPr>
+          <w:ilvl w:val="0"/>
+          <w:numId w:val="2"/>
+        </w:numPr>
+        <w:spacing w:after="60" w:line="276"/>
+      </w:pPr>
+      <w:r>
+        <w:rPr>
+          <w:b/>
+          <w:bCs/>
+          <w:color w:val="1F2933"/>
+          <w:sz w:val="22"/>
+          <w:szCs w:val="22"/>
+        </w:rPr>
+        <w:t xml:space="preserve">Parámetro de las reglas:</w:t>
       </w:r>
       <w:r>
         <w:rPr>
@@ -8154,7 +8785,7 @@
           <w:sz w:val="22"/>
           <w:szCs w:val="22"/>
         </w:rPr>
-        <w:t xml:space="preserve"> (parámetro </w:t>
+        <w:t xml:space="preserve"> y </w:t>
       </w:r>
       <w:r>
         <w:rPr>
@@ -8163,15 +8794,15 @@
           <w:sz w:val="20"/>
           <w:szCs w:val="20"/>
         </w:rPr>
-        <w:t xml:space="preserve">Max</w:t>
-      </w:r>
-      <w:r>
-        <w:rPr>
-          <w:color w:val="1F2933"/>
-          <w:sz w:val="22"/>
-          <w:szCs w:val="22"/>
-        </w:rPr>
-        <w:t xml:space="preserve">) y </w:t>
+        <w:t xml:space="preserve">java:S3776</w:t>
+      </w:r>
+      <w:r>
+        <w:rPr>
+          <w:color w:val="1F2933"/>
+          <w:sz w:val="22"/>
+          <w:szCs w:val="22"/>
+        </w:rPr>
+        <w:t xml:space="preserve"> tienen un único parámetro llamado </w:t>
       </w:r>
       <w:r>
         <w:rPr>
@@ -8180,15 +8811,15 @@
           <w:sz w:val="20"/>
           <w:szCs w:val="20"/>
         </w:rPr>
-        <w:t xml:space="preserve">java:S3776</w:t>
-      </w:r>
-      <w:r>
-        <w:rPr>
-          <w:color w:val="1F2933"/>
-          <w:sz w:val="22"/>
-          <w:szCs w:val="22"/>
-        </w:rPr>
-        <w:t xml:space="preserve"> (parámetro </w:t>
+        <w:t xml:space="preserve">Threshold</w:t>
+      </w:r>
+      <w:r>
+        <w:rPr>
+          <w:color w:val="1F2933"/>
+          <w:sz w:val="22"/>
+          <w:szCs w:val="22"/>
+        </w:rPr>
+        <w:t xml:space="preserve"> (por defecto 10 y 15). Se verificó consultando la API (</w:t>
       </w:r>
       <w:r>
         <w:rPr>
@@ -8197,15 +8828,15 @@
           <w:sz w:val="20"/>
           <w:szCs w:val="20"/>
         </w:rPr>
-        <w:t xml:space="preserve">threshold</w:t>
-      </w:r>
-      <w:r>
-        <w:rPr>
-          <w:color w:val="1F2933"/>
-          <w:sz w:val="22"/>
-          <w:szCs w:val="22"/>
-        </w:rPr>
-        <w:t xml:space="preserve">) corresponden a las reglas de Java de Sonar; si el script reporta un error de parámetro, confirma el nombre en la ficha de la regla en SonarCloud.</w:t>
+        <w:t xml:space="preserve">rules/show</w:t>
+      </w:r>
+      <w:r>
+        <w:rPr>
+          <w:color w:val="1F2933"/>
+          <w:sz w:val="22"/>
+          <w:szCs w:val="22"/>
+        </w:rPr>
+        <w:t xml:space="preserve">), porque los nombres equivocados se ignoran sin dar error.</w:t>
       </w:r>
     </w:p>
     <w:p>
@@ -8300,7 +8931,7 @@
         <w:sz w:val="18"/>
         <w:szCs w:val="18"/>
       </w:rPr>
-      <w:t xml:space="preserve">calculadora-calidad · página </w:t>
+      <w:t xml:space="preserve">calculadora-calidad · Guía paso a paso · página </w:t>
     </w:r>
     <w:r>
       <w:rPr>

--- a/docs/Guia_Paso_a_Paso_Karate_SonarCloud.docx
+++ b/docs/Guia_Paso_a_Paso_Karate_SonarCloud.docx
@@ -3512,15 +3512,66 @@
           <w:sz w:val="20"/>
           <w:szCs w:val="20"/>
         </w:rPr>
-        <w:t xml:space="preserve">com.intuit.karate:karate-junit5:1.5.1</w:t>
-      </w:r>
-      <w:r>
-        <w:rPr>
-          <w:color w:val="1F2933"/>
-          <w:sz w:val="22"/>
-          <w:szCs w:val="22"/>
-        </w:rPr>
-        <w:t xml:space="preserve"> (requiere Java 17+; el proyecto usa 21).</w:t>
+        <w:t xml:space="preserve">io.karatelabs:karate-junit5:1.5.1</w:t>
+      </w:r>
+      <w:r>
+        <w:rPr>
+          <w:color w:val="1F2933"/>
+          <w:sz w:val="22"/>
+          <w:szCs w:val="22"/>
+        </w:rPr>
+        <w:t xml:space="preserve"> (requiere Java 17+; el proyecto usa 21). Desde la versión 1.5.0 Karate se publica con el groupId </w:t>
+      </w:r>
+      <w:r>
+        <w:rPr>
+          <w:rFonts w:ascii="Consolas" w:cs="Consolas" w:eastAsia="Consolas" w:hAnsi="Consolas"/>
+          <w:color w:val="7A2E0E"/>
+          <w:sz w:val="20"/>
+          <w:szCs w:val="20"/>
+        </w:rPr>
+        <w:t xml:space="preserve">io.karatelabs</w:t>
+      </w:r>
+      <w:r>
+        <w:rPr>
+          <w:color w:val="1F2933"/>
+          <w:sz w:val="22"/>
+          <w:szCs w:val="22"/>
+        </w:rPr>
+        <w:t xml:space="preserve">; el groupId anterior </w:t>
+      </w:r>
+      <w:r>
+        <w:rPr>
+          <w:rFonts w:ascii="Consolas" w:cs="Consolas" w:eastAsia="Consolas" w:hAnsi="Consolas"/>
+          <w:color w:val="7A2E0E"/>
+          <w:sz w:val="20"/>
+          <w:szCs w:val="20"/>
+        </w:rPr>
+        <w:t xml:space="preserve">com.intuit.karate</w:t>
+      </w:r>
+      <w:r>
+        <w:rPr>
+          <w:color w:val="1F2933"/>
+          <w:sz w:val="22"/>
+          <w:szCs w:val="22"/>
+        </w:rPr>
+        <w:t xml:space="preserve"> solo llega hasta la 1.4.1. Los paquetes Java siguen siendo </w:t>
+      </w:r>
+      <w:r>
+        <w:rPr>
+          <w:rFonts w:ascii="Consolas" w:cs="Consolas" w:eastAsia="Consolas" w:hAnsi="Consolas"/>
+          <w:color w:val="7A2E0E"/>
+          <w:sz w:val="20"/>
+          <w:szCs w:val="20"/>
+        </w:rPr>
+        <w:t xml:space="preserve">com.intuit.karate</w:t>
+      </w:r>
+      <w:r>
+        <w:rPr>
+          <w:color w:val="1F2933"/>
+          <w:sz w:val="22"/>
+          <w:szCs w:val="22"/>
+        </w:rPr>
+        <w:t xml:space="preserve">, por lo que el código no cambia.</w:t>
       </w:r>
     </w:p>
     <w:p>

--- a/docs/Guia_Paso_a_Paso_Karate_SonarCloud.docx
+++ b/docs/Guia_Paso_a_Paso_Karate_SonarCloud.docx
@@ -799,7 +799,7 @@
                 <w:sz w:val="21"/>
                 <w:szCs w:val="21"/>
               </w:rPr>
-              <w:t xml:space="preserve">El entorno donde se prepararon los archivos </w:t>
+              <w:t xml:space="preserve">El entorno donde se prepararon los archivos no tiene acceso a Maven Central, así que la ejecución real se hizo en </w:t>
             </w:r>
             <w:r>
               <w:rPr>
@@ -809,7 +809,7 @@
                 <w:sz w:val="21"/>
                 <w:szCs w:val="21"/>
               </w:rPr>
-              <w:t xml:space="preserve">no tiene acceso a Maven Central</w:t>
+              <w:t xml:space="preserve">GitHub Actions</w:t>
             </w:r>
             <w:r>
               <w:rPr>
@@ -817,7 +817,7 @@
                 <w:sz w:val="21"/>
                 <w:szCs w:val="21"/>
               </w:rPr>
-              <w:t xml:space="preserve">, por lo que Karate y el análisis de Sonar no se ejecutaron allí. Sí se verificó que el código de los drivers </w:t>
+              <w:t xml:space="preserve">: la corrida #4 terminó en verde con las </w:t>
             </w:r>
             <w:r>
               <w:rPr>
@@ -827,7 +827,7 @@
                 <w:sz w:val="21"/>
                 <w:szCs w:val="21"/>
               </w:rPr>
-              <w:t xml:space="preserve">compila</w:t>
+              <w:t xml:space="preserve">87 pruebas unitarias</w:t>
             </w:r>
             <w:r>
               <w:rPr>
@@ -835,7 +835,7 @@
                 <w:sz w:val="21"/>
                 <w:szCs w:val="21"/>
               </w:rPr>
-              <w:t xml:space="preserve"> contra el proyecto y que </w:t>
+              <w:t xml:space="preserve">, los </w:t>
             </w:r>
             <w:r>
               <w:rPr>
@@ -845,7 +845,7 @@
                 <w:sz w:val="21"/>
                 <w:szCs w:val="21"/>
               </w:rPr>
-              <w:t xml:space="preserve">las 130 ejecuciones de escenario dan los resultados esperados</w:t>
+              <w:t xml:space="preserve">130 escenarios de Karate</w:t>
             </w:r>
             <w:r>
               <w:rPr>
@@ -853,24 +853,7 @@
                 <w:sz w:val="21"/>
                 <w:szCs w:val="21"/>
               </w:rPr>
-              <w:t xml:space="preserve"> usando un arnés equivalente en Java sobre el código real. El gate, el profile y su asignación sí se crearon y comprobaron directamente en SonarCloud. La primera ejecución real (</w:t>
-            </w:r>
-            <w:r>
-              <w:rPr>
-                <w:rFonts w:ascii="Consolas" w:cs="Consolas" w:eastAsia="Consolas" w:hAnsi="Consolas"/>
-                <w:color w:val="7A2E0E"/>
-                <w:sz w:val="19"/>
-                <w:szCs w:val="19"/>
-              </w:rPr>
-              <w:t xml:space="preserve">./gradlew acceptanceTest</w:t>
-            </w:r>
-            <w:r>
-              <w:rPr>
-                <w:color w:val="1F2933"/>
-                <w:sz w:val="21"/>
-                <w:szCs w:val="21"/>
-              </w:rPr>
-              <w:t xml:space="preserve"> y el primer análisis) debe hacerse en tu equipo con internet.</w:t>
+              <w:t xml:space="preserve"> (0 fallos), el análisis de SonarCloud y el Quality Gate en OK. El gate, el profile y su asignación se crearon y comprobaron directamente en SonarCloud.</w:t>
             </w:r>
           </w:p>
         </w:tc>
@@ -5754,7 +5737,7 @@
           <w:sz w:val="22"/>
           <w:szCs w:val="22"/>
         </w:rPr>
-        <w:t xml:space="preserve"> tiene topes más holgados. La cobertura de 80 % está por debajo de lo que ya tiene el proyecto (≈ 87,7 % estimado con los datos de JaCoCo), por lo que el gate pasa hoy y protege contra retrocesos.</w:t>
+        <w:t xml:space="preserve"> tiene topes más holgados. La cobertura de 80 % está por debajo de lo que ya tiene el proyecto (93,7 % medido por SonarCloud), por lo que el gate pasa hoy y protege contra retrocesos.</w:t>
       </w:r>
     </w:p>
     <w:p>
@@ -7634,7 +7617,7 @@
           <w:sz w:val="18"/>
           <w:szCs w:val="18"/>
         </w:rPr>
-        <w:t xml:space="preserve">./gradlew clean test acceptanceTest jacocoTestReport sonar</w:t>
+        <w:t xml:space="preserve">./gradlew test acceptanceTest jacocoTestReport sonar</w:t>
       </w:r>
     </w:p>
     <w:p>
@@ -8463,7 +8446,7 @@
           <w:sz w:val="32"/>
           <w:szCs w:val="32"/>
         </w:rPr>
-        <w:t xml:space="preserve">Anexo B · Pendientes y cosas a validar en tu equipo</w:t>
+        <w:t xml:space="preserve">Anexo B · Pendientes y notas</w:t>
       </w:r>
     </w:p>
     <w:p>
@@ -8483,32 +8466,32 @@
           <w:sz w:val="22"/>
           <w:szCs w:val="22"/>
         </w:rPr>
-        <w:t xml:space="preserve">Primera corrida real:</w:t>
-      </w:r>
-      <w:r>
-        <w:rPr>
-          <w:color w:val="1F2933"/>
-          <w:sz w:val="22"/>
-          <w:szCs w:val="22"/>
-        </w:rPr>
-        <w:t xml:space="preserve"> </w:t>
-      </w:r>
-      <w:r>
-        <w:rPr>
-          <w:rFonts w:ascii="Consolas" w:cs="Consolas" w:eastAsia="Consolas" w:hAnsi="Consolas"/>
-          <w:color w:val="7A2E0E"/>
-          <w:sz w:val="20"/>
-          <w:szCs w:val="20"/>
-        </w:rPr>
-        <w:t xml:space="preserve">./gradlew acceptanceTest</w:t>
-      </w:r>
-      <w:r>
-        <w:rPr>
-          <w:color w:val="1F2933"/>
-          <w:sz w:val="22"/>
-          <w:szCs w:val="22"/>
-        </w:rPr>
-        <w:t xml:space="preserve"> (descarga Karate 1.5.1 y el plugin </w:t>
+        <w:t xml:space="preserve">Corrida real:</w:t>
+      </w:r>
+      <w:r>
+        <w:rPr>
+          <w:color w:val="1F2933"/>
+          <w:sz w:val="22"/>
+          <w:szCs w:val="22"/>
+        </w:rPr>
+        <w:t xml:space="preserve"> la #4 de GitHub Actions pasó con Karate 1.5.1 (</w:t>
+      </w:r>
+      <w:r>
+        <w:rPr>
+          <w:rFonts w:ascii="Consolas" w:cs="Consolas" w:eastAsia="Consolas" w:hAnsi="Consolas"/>
+          <w:color w:val="7A2E0E"/>
+          <w:sz w:val="20"/>
+          <w:szCs w:val="20"/>
+        </w:rPr>
+        <w:t xml:space="preserve">io.karatelabs</w:t>
+      </w:r>
+      <w:r>
+        <w:rPr>
+          <w:color w:val="1F2933"/>
+          <w:sz w:val="22"/>
+          <w:szCs w:val="22"/>
+        </w:rPr>
+        <w:t xml:space="preserve">) y el plugin </w:t>
       </w:r>
       <w:r>
         <w:rPr>
@@ -8525,7 +8508,58 @@
           <w:sz w:val="22"/>
           <w:szCs w:val="22"/>
         </w:rPr>
-        <w:t xml:space="preserve"> 7.0.0.6105; si Gradle no resuelve alguna versión, ajusta a la vigente).</w:t>
+        <w:t xml:space="preserve"> 7.0.0.6105. En las corridas #1 a #3 se corrigieron: una prueba unitaria de resta que usaba </w:t>
+      </w:r>
+      <w:r>
+        <w:rPr>
+          <w:rFonts w:ascii="Consolas" w:cs="Consolas" w:eastAsia="Consolas" w:hAnsi="Consolas"/>
+          <w:color w:val="7A2E0E"/>
+          <w:sz w:val="20"/>
+          <w:szCs w:val="20"/>
+        </w:rPr>
+        <w:t xml:space="preserve">+</w:t>
+      </w:r>
+      <w:r>
+        <w:rPr>
+          <w:color w:val="1F2933"/>
+          <w:sz w:val="22"/>
+          <w:szCs w:val="22"/>
+        </w:rPr>
+        <w:t xml:space="preserve">, la coordenada de Karate y el uso de </w:t>
+      </w:r>
+      <w:r>
+        <w:rPr>
+          <w:rFonts w:ascii="Consolas" w:cs="Consolas" w:eastAsia="Consolas" w:hAnsi="Consolas"/>
+          <w:color w:val="7A2E0E"/>
+          <w:sz w:val="20"/>
+          <w:szCs w:val="20"/>
+        </w:rPr>
+        <w:t xml:space="preserve">clean</w:t>
+      </w:r>
+      <w:r>
+        <w:rPr>
+          <w:color w:val="1F2933"/>
+          <w:sz w:val="22"/>
+          <w:szCs w:val="22"/>
+        </w:rPr>
+        <w:t xml:space="preserve"> junto con </w:t>
+      </w:r>
+      <w:r>
+        <w:rPr>
+          <w:rFonts w:ascii="Consolas" w:cs="Consolas" w:eastAsia="Consolas" w:hAnsi="Consolas"/>
+          <w:color w:val="7A2E0E"/>
+          <w:sz w:val="20"/>
+          <w:szCs w:val="20"/>
+        </w:rPr>
+        <w:t xml:space="preserve">sonar</w:t>
+      </w:r>
+      <w:r>
+        <w:rPr>
+          <w:color w:val="1F2933"/>
+          <w:sz w:val="22"/>
+          <w:szCs w:val="22"/>
+        </w:rPr>
+        <w:t xml:space="preserve">.</w:t>
       </w:r>
     </w:p>
     <w:p>
@@ -8545,100 +8579,117 @@
           <w:sz w:val="22"/>
           <w:szCs w:val="22"/>
         </w:rPr>
-        <w:t xml:space="preserve">Valores reales ya configurados:</w:t>
-      </w:r>
-      <w:r>
-        <w:rPr>
-          <w:color w:val="1F2933"/>
-          <w:sz w:val="22"/>
-          <w:szCs w:val="22"/>
-        </w:rPr>
-        <w:t xml:space="preserve"> organización </w:t>
-      </w:r>
-      <w:r>
-        <w:rPr>
-          <w:rFonts w:ascii="Consolas" w:cs="Consolas" w:eastAsia="Consolas" w:hAnsi="Consolas"/>
-          <w:color w:val="7A2E0E"/>
-          <w:sz w:val="20"/>
-          <w:szCs w:val="20"/>
-        </w:rPr>
-        <w:t xml:space="preserve">julian7965</w:t>
-      </w:r>
-      <w:r>
-        <w:rPr>
-          <w:color w:val="1F2933"/>
-          <w:sz w:val="22"/>
-          <w:szCs w:val="22"/>
-        </w:rPr>
-        <w:t xml:space="preserve"> y proyecto </w:t>
-      </w:r>
-      <w:r>
-        <w:rPr>
-          <w:rFonts w:ascii="Consolas" w:cs="Consolas" w:eastAsia="Consolas" w:hAnsi="Consolas"/>
-          <w:color w:val="7A2E0E"/>
-          <w:sz w:val="20"/>
-          <w:szCs w:val="20"/>
-        </w:rPr>
-        <w:t xml:space="preserve">julian7965_calidad-software</w:t>
-      </w:r>
-      <w:r>
-        <w:rPr>
-          <w:color w:val="1F2933"/>
-          <w:sz w:val="22"/>
-          <w:szCs w:val="22"/>
-        </w:rPr>
-        <w:t xml:space="preserve"> (por defecto en </w:t>
-      </w:r>
-      <w:r>
-        <w:rPr>
-          <w:rFonts w:ascii="Consolas" w:cs="Consolas" w:eastAsia="Consolas" w:hAnsi="Consolas"/>
-          <w:color w:val="7A2E0E"/>
-          <w:sz w:val="20"/>
-          <w:szCs w:val="20"/>
-        </w:rPr>
-        <w:t xml:space="preserve">build.gradle</w:t>
-      </w:r>
-      <w:r>
-        <w:rPr>
-          <w:color w:val="1F2933"/>
-          <w:sz w:val="22"/>
-          <w:szCs w:val="22"/>
-        </w:rPr>
-        <w:t xml:space="preserve">; se pueden sobrescribir con </w:t>
-      </w:r>
-      <w:r>
-        <w:rPr>
-          <w:rFonts w:ascii="Consolas" w:cs="Consolas" w:eastAsia="Consolas" w:hAnsi="Consolas"/>
-          <w:color w:val="7A2E0E"/>
-          <w:sz w:val="20"/>
-          <w:szCs w:val="20"/>
-        </w:rPr>
-        <w:t xml:space="preserve">SONAR_ORGANIZATION</w:t>
-      </w:r>
-      <w:r>
-        <w:rPr>
-          <w:color w:val="1F2933"/>
-          <w:sz w:val="22"/>
-          <w:szCs w:val="22"/>
-        </w:rPr>
-        <w:t xml:space="preserve"> / </w:t>
-      </w:r>
-      <w:r>
-        <w:rPr>
-          <w:rFonts w:ascii="Consolas" w:cs="Consolas" w:eastAsia="Consolas" w:hAnsi="Consolas"/>
-          <w:color w:val="7A2E0E"/>
-          <w:sz w:val="20"/>
-          <w:szCs w:val="20"/>
-        </w:rPr>
-        <w:t xml:space="preserve">SONAR_PROJECT_KEY</w:t>
-      </w:r>
-      <w:r>
-        <w:rPr>
-          <w:color w:val="1F2933"/>
-          <w:sz w:val="22"/>
-          <w:szCs w:val="22"/>
-        </w:rPr>
-        <w:t xml:space="preserve">).</w:t>
+        <w:t xml:space="preserve">Rama principal en SonarCloud:</w:t>
+      </w:r>
+      <w:r>
+        <w:rPr>
+          <w:color w:val="1F2933"/>
+          <w:sz w:val="22"/>
+          <w:szCs w:val="22"/>
+        </w:rPr>
+        <w:t xml:space="preserve"> el proyecto manual nació con la rama principal </w:t>
+      </w:r>
+      <w:r>
+        <w:rPr>
+          <w:rFonts w:ascii="Consolas" w:cs="Consolas" w:eastAsia="Consolas" w:hAnsi="Consolas"/>
+          <w:color w:val="7A2E0E"/>
+          <w:sz w:val="20"/>
+          <w:szCs w:val="20"/>
+        </w:rPr>
+        <w:t xml:space="preserve">master</w:t>
+      </w:r>
+      <w:r>
+        <w:rPr>
+          <w:color w:val="1F2933"/>
+          <w:sz w:val="22"/>
+          <w:szCs w:val="22"/>
+        </w:rPr>
+        <w:t xml:space="preserve">, pero el repositorio usa </w:t>
+      </w:r>
+      <w:r>
+        <w:rPr>
+          <w:rFonts w:ascii="Consolas" w:cs="Consolas" w:eastAsia="Consolas" w:hAnsi="Consolas"/>
+          <w:color w:val="7A2E0E"/>
+          <w:sz w:val="20"/>
+          <w:szCs w:val="20"/>
+        </w:rPr>
+        <w:t xml:space="preserve">main</w:t>
+      </w:r>
+      <w:r>
+        <w:rPr>
+          <w:color w:val="1F2933"/>
+          <w:sz w:val="22"/>
+          <w:szCs w:val="22"/>
+        </w:rPr>
+        <w:t xml:space="preserve">; el primer análisis quedó como rama corta </w:t>
+      </w:r>
+      <w:r>
+        <w:rPr>
+          <w:rFonts w:ascii="Consolas" w:cs="Consolas" w:eastAsia="Consolas" w:hAnsi="Consolas"/>
+          <w:color w:val="7A2E0E"/>
+          <w:sz w:val="20"/>
+          <w:szCs w:val="20"/>
+        </w:rPr>
+        <w:t xml:space="preserve">main</w:t>
+      </w:r>
+      <w:r>
+        <w:rPr>
+          <w:color w:val="1F2933"/>
+          <w:sz w:val="22"/>
+          <w:szCs w:val="22"/>
+        </w:rPr>
+        <w:t xml:space="preserve">. Para corregirlo: Administration → Branches and Pull Requests → borrar la rama </w:t>
+      </w:r>
+      <w:r>
+        <w:rPr>
+          <w:rFonts w:ascii="Consolas" w:cs="Consolas" w:eastAsia="Consolas" w:hAnsi="Consolas"/>
+          <w:color w:val="7A2E0E"/>
+          <w:sz w:val="20"/>
+          <w:szCs w:val="20"/>
+        </w:rPr>
+        <w:t xml:space="preserve">main</w:t>
+      </w:r>
+      <w:r>
+        <w:rPr>
+          <w:color w:val="1F2933"/>
+          <w:sz w:val="22"/>
+          <w:szCs w:val="22"/>
+        </w:rPr>
+        <w:t xml:space="preserve"> y renombrar </w:t>
+      </w:r>
+      <w:r>
+        <w:rPr>
+          <w:rFonts w:ascii="Consolas" w:cs="Consolas" w:eastAsia="Consolas" w:hAnsi="Consolas"/>
+          <w:color w:val="7A2E0E"/>
+          <w:sz w:val="20"/>
+          <w:szCs w:val="20"/>
+        </w:rPr>
+        <w:t xml:space="preserve">master</w:t>
+      </w:r>
+      <w:r>
+        <w:rPr>
+          <w:color w:val="1F2933"/>
+          <w:sz w:val="22"/>
+          <w:szCs w:val="22"/>
+        </w:rPr>
+        <w:t xml:space="preserve"> a </w:t>
+      </w:r>
+      <w:r>
+        <w:rPr>
+          <w:rFonts w:ascii="Consolas" w:cs="Consolas" w:eastAsia="Consolas" w:hAnsi="Consolas"/>
+          <w:color w:val="7A2E0E"/>
+          <w:sz w:val="20"/>
+          <w:szCs w:val="20"/>
+        </w:rPr>
+        <w:t xml:space="preserve">main</w:t>
+      </w:r>
+      <w:r>
+        <w:rPr>
+          <w:color w:val="1F2933"/>
+          <w:sz w:val="22"/>
+          <w:szCs w:val="22"/>
+        </w:rPr>
+        <w:t xml:space="preserve">; luego volver a ejecutar el workflow.</w:t>
       </w:r>
     </w:p>
     <w:p>
@@ -8658,33 +8709,32 @@
           <w:sz w:val="22"/>
           <w:szCs w:val="22"/>
         </w:rPr>
-        <w:t xml:space="preserve">Plan de SonarCloud:</w:t>
-      </w:r>
-      <w:r>
-        <w:rPr>
-          <w:color w:val="1F2933"/>
-          <w:sz w:val="22"/>
-          <w:szCs w:val="22"/>
-        </w:rPr>
-        <w:t xml:space="preserve"> “Calculadora Quality Gate” y “Calculadora Java Profile” están creados </w:t>
-      </w:r>
-      <w:r>
-        <w:rPr>
-          <w:b/>
-          <w:bCs/>
-          <w:color w:val="1F2933"/>
-          <w:sz w:val="22"/>
-          <w:szCs w:val="22"/>
-        </w:rPr>
-        <w:t xml:space="preserve">y asignados</w:t>
-      </w:r>
-      <w:r>
-        <w:rPr>
-          <w:color w:val="1F2933"/>
-          <w:sz w:val="22"/>
-          <w:szCs w:val="22"/>
-        </w:rPr>
-        <w:t xml:space="preserve"> al proyecto </w:t>
+        <w:t xml:space="preserve">Valores reales ya configurados:</w:t>
+      </w:r>
+      <w:r>
+        <w:rPr>
+          <w:color w:val="1F2933"/>
+          <w:sz w:val="22"/>
+          <w:szCs w:val="22"/>
+        </w:rPr>
+        <w:t xml:space="preserve"> organización </w:t>
+      </w:r>
+      <w:r>
+        <w:rPr>
+          <w:rFonts w:ascii="Consolas" w:cs="Consolas" w:eastAsia="Consolas" w:hAnsi="Consolas"/>
+          <w:color w:val="7A2E0E"/>
+          <w:sz w:val="20"/>
+          <w:szCs w:val="20"/>
+        </w:rPr>
+        <w:t xml:space="preserve">julian7965</w:t>
+      </w:r>
+      <w:r>
+        <w:rPr>
+          <w:color w:val="1F2933"/>
+          <w:sz w:val="22"/>
+          <w:szCs w:val="22"/>
+        </w:rPr>
+        <w:t xml:space="preserve"> y proyecto </w:t>
       </w:r>
       <w:r>
         <w:rPr>
@@ -8701,41 +8751,58 @@
           <w:sz w:val="22"/>
           <w:szCs w:val="22"/>
         </w:rPr>
-        <w:t xml:space="preserve">, pero solo durante la prueba de 14 días del plan Team (hasta el 1 de noviembre de 2026). Después, o se elige un plan de pago, o el proyecto vuelve al gate y al profile integrados y los topes se aplican con </w:t>
-      </w:r>
-      <w:r>
-        <w:rPr>
-          <w:rFonts w:ascii="Consolas" w:cs="Consolas" w:eastAsia="Consolas" w:hAnsi="Consolas"/>
-          <w:color w:val="7A2E0E"/>
-          <w:sz w:val="20"/>
-          <w:szCs w:val="20"/>
-        </w:rPr>
-        <w:t xml:space="preserve">sonar/check-metrics.sh</w:t>
-      </w:r>
-      <w:r>
-        <w:rPr>
-          <w:color w:val="1F2933"/>
-          <w:sz w:val="22"/>
-          <w:szCs w:val="22"/>
-        </w:rPr>
-        <w:t xml:space="preserve"> desde CI. Las condiciones y reglas quedan versionadas en </w:t>
-      </w:r>
-      <w:r>
-        <w:rPr>
-          <w:rFonts w:ascii="Consolas" w:cs="Consolas" w:eastAsia="Consolas" w:hAnsi="Consolas"/>
-          <w:color w:val="7A2E0E"/>
-          <w:sz w:val="20"/>
-          <w:szCs w:val="20"/>
-        </w:rPr>
-        <w:t xml:space="preserve">sonar/setup-sonarcloud.sh</w:t>
-      </w:r>
-      <w:r>
-        <w:rPr>
-          <w:color w:val="1F2933"/>
-          <w:sz w:val="22"/>
-          <w:szCs w:val="22"/>
-        </w:rPr>
-        <w:t xml:space="preserve">.</w:t>
+        <w:t xml:space="preserve"> (por defecto en </w:t>
+      </w:r>
+      <w:r>
+        <w:rPr>
+          <w:rFonts w:ascii="Consolas" w:cs="Consolas" w:eastAsia="Consolas" w:hAnsi="Consolas"/>
+          <w:color w:val="7A2E0E"/>
+          <w:sz w:val="20"/>
+          <w:szCs w:val="20"/>
+        </w:rPr>
+        <w:t xml:space="preserve">build.gradle</w:t>
+      </w:r>
+      <w:r>
+        <w:rPr>
+          <w:color w:val="1F2933"/>
+          <w:sz w:val="22"/>
+          <w:szCs w:val="22"/>
+        </w:rPr>
+        <w:t xml:space="preserve">; se pueden sobrescribir con </w:t>
+      </w:r>
+      <w:r>
+        <w:rPr>
+          <w:rFonts w:ascii="Consolas" w:cs="Consolas" w:eastAsia="Consolas" w:hAnsi="Consolas"/>
+          <w:color w:val="7A2E0E"/>
+          <w:sz w:val="20"/>
+          <w:szCs w:val="20"/>
+        </w:rPr>
+        <w:t xml:space="preserve">SONAR_ORGANIZATION</w:t>
+      </w:r>
+      <w:r>
+        <w:rPr>
+          <w:color w:val="1F2933"/>
+          <w:sz w:val="22"/>
+          <w:szCs w:val="22"/>
+        </w:rPr>
+        <w:t xml:space="preserve"> / </w:t>
+      </w:r>
+      <w:r>
+        <w:rPr>
+          <w:rFonts w:ascii="Consolas" w:cs="Consolas" w:eastAsia="Consolas" w:hAnsi="Consolas"/>
+          <w:color w:val="7A2E0E"/>
+          <w:sz w:val="20"/>
+          <w:szCs w:val="20"/>
+        </w:rPr>
+        <w:t xml:space="preserve">SONAR_PROJECT_KEY</w:t>
+      </w:r>
+      <w:r>
+        <w:rPr>
+          <w:color w:val="1F2933"/>
+          <w:sz w:val="22"/>
+          <w:szCs w:val="22"/>
+        </w:rPr>
+        <w:t xml:space="preserve">).</w:t>
       </w:r>
     </w:p>
     <w:p>
@@ -8755,15 +8822,84 @@
           <w:sz w:val="22"/>
           <w:szCs w:val="22"/>
         </w:rPr>
-        <w:t xml:space="preserve">Secret `SONAR_TOKEN`:</w:t>
-      </w:r>
-      <w:r>
-        <w:rPr>
-          <w:color w:val="1F2933"/>
-          <w:sz w:val="22"/>
-          <w:szCs w:val="22"/>
-        </w:rPr>
-        <w:t xml:space="preserve"> crear el token en SonarCloud (My Account → Security) y guardarlo en GitHub (Settings → Secrets and variables → Actions). Sin él, el workflow no puede publicar el análisis.</w:t>
+        <w:t xml:space="preserve">Plan de SonarCloud:</w:t>
+      </w:r>
+      <w:r>
+        <w:rPr>
+          <w:color w:val="1F2933"/>
+          <w:sz w:val="22"/>
+          <w:szCs w:val="22"/>
+        </w:rPr>
+        <w:t xml:space="preserve"> “Calculadora Quality Gate” y “Calculadora Java Profile” están creados </w:t>
+      </w:r>
+      <w:r>
+        <w:rPr>
+          <w:b/>
+          <w:bCs/>
+          <w:color w:val="1F2933"/>
+          <w:sz w:val="22"/>
+          <w:szCs w:val="22"/>
+        </w:rPr>
+        <w:t xml:space="preserve">y asignados</w:t>
+      </w:r>
+      <w:r>
+        <w:rPr>
+          <w:color w:val="1F2933"/>
+          <w:sz w:val="22"/>
+          <w:szCs w:val="22"/>
+        </w:rPr>
+        <w:t xml:space="preserve"> al proyecto </w:t>
+      </w:r>
+      <w:r>
+        <w:rPr>
+          <w:rFonts w:ascii="Consolas" w:cs="Consolas" w:eastAsia="Consolas" w:hAnsi="Consolas"/>
+          <w:color w:val="7A2E0E"/>
+          <w:sz w:val="20"/>
+          <w:szCs w:val="20"/>
+        </w:rPr>
+        <w:t xml:space="preserve">julian7965_calidad-software</w:t>
+      </w:r>
+      <w:r>
+        <w:rPr>
+          <w:color w:val="1F2933"/>
+          <w:sz w:val="22"/>
+          <w:szCs w:val="22"/>
+        </w:rPr>
+        <w:t xml:space="preserve">, pero solo durante la prueba de 14 días del plan Team (hasta el 1 de noviembre de 2026). Después, o se elige un plan de pago, o el proyecto vuelve al gate y al profile integrados y los topes se aplican con </w:t>
+      </w:r>
+      <w:r>
+        <w:rPr>
+          <w:rFonts w:ascii="Consolas" w:cs="Consolas" w:eastAsia="Consolas" w:hAnsi="Consolas"/>
+          <w:color w:val="7A2E0E"/>
+          <w:sz w:val="20"/>
+          <w:szCs w:val="20"/>
+        </w:rPr>
+        <w:t xml:space="preserve">sonar/check-metrics.sh</w:t>
+      </w:r>
+      <w:r>
+        <w:rPr>
+          <w:color w:val="1F2933"/>
+          <w:sz w:val="22"/>
+          <w:szCs w:val="22"/>
+        </w:rPr>
+        <w:t xml:space="preserve"> desde CI. Las condiciones y reglas quedan versionadas en </w:t>
+      </w:r>
+      <w:r>
+        <w:rPr>
+          <w:rFonts w:ascii="Consolas" w:cs="Consolas" w:eastAsia="Consolas" w:hAnsi="Consolas"/>
+          <w:color w:val="7A2E0E"/>
+          <w:sz w:val="20"/>
+          <w:szCs w:val="20"/>
+        </w:rPr>
+        <w:t xml:space="preserve">sonar/setup-sonarcloud.sh</w:t>
+      </w:r>
+      <w:r>
+        <w:rPr>
+          <w:color w:val="1F2933"/>
+          <w:sz w:val="22"/>
+          <w:szCs w:val="22"/>
+        </w:rPr>
+        <w:t xml:space="preserve">.</w:t>
       </w:r>
     </w:p>
     <w:p>
@@ -8783,15 +8919,157 @@
           <w:sz w:val="22"/>
           <w:szCs w:val="22"/>
         </w:rPr>
-        <w:t xml:space="preserve">Calibrar</w:t>
-      </w:r>
-      <w:r>
-        <w:rPr>
-          <w:color w:val="1F2933"/>
-          <w:sz w:val="22"/>
-          <w:szCs w:val="22"/>
-        </w:rPr>
-        <w:t xml:space="preserve"> los topes de complejidad total (250 y 120) con los valores del primer análisis.</w:t>
+        <w:t xml:space="preserve">Secret `SONAR_TOKEN`:</w:t>
+      </w:r>
+      <w:r>
+        <w:rPr>
+          <w:color w:val="1F2933"/>
+          <w:sz w:val="22"/>
+          <w:szCs w:val="22"/>
+        </w:rPr>
+        <w:t xml:space="preserve"> crear el token en SonarCloud (My Account → Security) y guardarlo como </w:t>
+      </w:r>
+      <w:r>
+        <w:rPr>
+          <w:b/>
+          <w:bCs/>
+          <w:color w:val="1F2933"/>
+          <w:sz w:val="22"/>
+          <w:szCs w:val="22"/>
+        </w:rPr>
+        <w:t xml:space="preserve">secret</w:t>
+      </w:r>
+      <w:r>
+        <w:rPr>
+          <w:color w:val="1F2933"/>
+          <w:sz w:val="22"/>
+          <w:szCs w:val="22"/>
+        </w:rPr>
+        <w:t xml:space="preserve"> (no como variable) en GitHub (Settings → Secrets and variables → Actions). Las variables son texto plano y quedan visibles.</w:t>
+      </w:r>
+    </w:p>
+    <w:p>
+      <w:pPr>
+        <w:pStyle w:val="ListParagraph"/>
+        <w:numPr>
+          <w:ilvl w:val="0"/>
+          <w:numId w:val="2"/>
+        </w:numPr>
+        <w:spacing w:after="60" w:line="276"/>
+      </w:pPr>
+      <w:r>
+        <w:rPr>
+          <w:b/>
+          <w:bCs/>
+          <w:color w:val="1F2933"/>
+          <w:sz w:val="22"/>
+          <w:szCs w:val="22"/>
+        </w:rPr>
+        <w:t xml:space="preserve">Topes de complejidad total:</w:t>
+      </w:r>
+      <w:r>
+        <w:rPr>
+          <w:color w:val="1F2933"/>
+          <w:sz w:val="22"/>
+          <w:szCs w:val="22"/>
+        </w:rPr>
+        <w:t xml:space="preserve"> el primer análisis midió 136 (ciclomática) y 83 (cognitiva); los topes 250 y 120 dejan margen y se pueden ajustar.</w:t>
+      </w:r>
+    </w:p>
+    <w:p>
+      <w:pPr>
+        <w:pStyle w:val="ListParagraph"/>
+        <w:numPr>
+          <w:ilvl w:val="0"/>
+          <w:numId w:val="2"/>
+        </w:numPr>
+        <w:spacing w:after="60" w:line="276"/>
+      </w:pPr>
+      <w:r>
+        <w:rPr>
+          <w:b/>
+          <w:bCs/>
+          <w:color w:val="1F2933"/>
+          <w:sz w:val="22"/>
+          <w:szCs w:val="22"/>
+        </w:rPr>
+        <w:t xml:space="preserve">No combinar `clean` con `sonar`:</w:t>
+      </w:r>
+      <w:r>
+        <w:rPr>
+          <w:color w:val="1F2933"/>
+          <w:sz w:val="22"/>
+          <w:szCs w:val="22"/>
+        </w:rPr>
+        <w:t xml:space="preserve"> el plugin </w:t>
+      </w:r>
+      <w:r>
+        <w:rPr>
+          <w:rFonts w:ascii="Consolas" w:cs="Consolas" w:eastAsia="Consolas" w:hAnsi="Consolas"/>
+          <w:color w:val="7A2E0E"/>
+          <w:sz w:val="20"/>
+          <w:szCs w:val="20"/>
+        </w:rPr>
+        <w:t xml:space="preserve">org.sonarqube</w:t>
+      </w:r>
+      <w:r>
+        <w:rPr>
+          <w:color w:val="1F2933"/>
+          <w:sz w:val="22"/>
+          <w:szCs w:val="22"/>
+        </w:rPr>
+        <w:t xml:space="preserve"> 7.0.0.6105 con Gradle 9 falla en </w:t>
+      </w:r>
+      <w:r>
+        <w:rPr>
+          <w:rFonts w:ascii="Consolas" w:cs="Consolas" w:eastAsia="Consolas" w:hAnsi="Consolas"/>
+          <w:color w:val="7A2E0E"/>
+          <w:sz w:val="20"/>
+          <w:szCs w:val="20"/>
+        </w:rPr>
+        <w:t xml:space="preserve">:sonarResolver</w:t>
+      </w:r>
+      <w:r>
+        <w:rPr>
+          <w:color w:val="1F2933"/>
+          <w:sz w:val="22"/>
+          <w:szCs w:val="22"/>
+        </w:rPr>
+        <w:t xml:space="preserve"> (“No such file or directory”, ticket SCANGRADLE-295). Por eso el comando y el workflow usan </w:t>
+      </w:r>
+      <w:r>
+        <w:rPr>
+          <w:rFonts w:ascii="Consolas" w:cs="Consolas" w:eastAsia="Consolas" w:hAnsi="Consolas"/>
+          <w:color w:val="7A2E0E"/>
+          <w:sz w:val="20"/>
+          <w:szCs w:val="20"/>
+        </w:rPr>
+        <w:t xml:space="preserve">./gradlew test acceptanceTest jacocoTestReport sonar</w:t>
+      </w:r>
+      <w:r>
+        <w:rPr>
+          <w:color w:val="1F2933"/>
+          <w:sz w:val="22"/>
+          <w:szCs w:val="22"/>
+        </w:rPr>
+        <w:t xml:space="preserve">; si hace falta limpiar, se ejecuta </w:t>
+      </w:r>
+      <w:r>
+        <w:rPr>
+          <w:rFonts w:ascii="Consolas" w:cs="Consolas" w:eastAsia="Consolas" w:hAnsi="Consolas"/>
+          <w:color w:val="7A2E0E"/>
+          <w:sz w:val="20"/>
+          <w:szCs w:val="20"/>
+        </w:rPr>
+        <w:t xml:space="preserve">./gradlew clean</w:t>
+      </w:r>
+      <w:r>
+        <w:rPr>
+          <w:color w:val="1F2933"/>
+          <w:sz w:val="22"/>
+          <w:szCs w:val="22"/>
+        </w:rPr>
+        <w:t xml:space="preserve"> por separado. Se detectó en la primera corrida de GitHub Actions.</w:t>
       </w:r>
     </w:p>
     <w:p>

--- a/docs/Guia_Paso_a_Paso_Karate_SonarCloud.docx
+++ b/docs/Guia_Paso_a_Paso_Karate_SonarCloud.docx
@@ -817,7 +817,7 @@
                 <w:sz w:val="21"/>
                 <w:szCs w:val="21"/>
               </w:rPr>
-              <w:t xml:space="preserve">: la corrida #4 terminó en verde con las </w:t>
+              <w:t xml:space="preserve">: la corrida #5 terminó en verde con las </w:t>
             </w:r>
             <w:r>
               <w:rPr>
@@ -5742,6 +5742,70 @@
     </w:p>
     <w:p>
       <w:pPr>
+        <w:keepNext/>
+        <w:keepLines/>
+        <w:spacing w:after="40" w:before="120"/>
+        <w:jc w:val="center"/>
+      </w:pPr>
+      <w:r>
+        <w:drawing>
+          <wp:inline distT="0" distB="0" distL="0" distR="0">
+            <wp:extent cx="3295650" cy="3371850"/>
+            <wp:effectExtent t="0" r="0" b="0" l="0"/>
+            <wp:docPr id="1" name="02_quality_gate.png" descr="Calculadora Quality Gate con sus condiciones" title="Calculadora Quality Gate con sus condiciones"/>
+            <wp:cNvGraphicFramePr>
+              <a:graphicFrameLocks xmlns:a="http://schemas.openxmlformats.org/drawingml/2006/main" noChangeAspect="1"/>
+            </wp:cNvGraphicFramePr>
+            <a:graphic xmlns:a="http://schemas.openxmlformats.org/drawingml/2006/main">
+              <a:graphicData uri="http://schemas.openxmlformats.org/drawingml/2006/picture">
+                <pic:pic xmlns:pic="http://schemas.openxmlformats.org/drawingml/2006/picture">
+                  <pic:nvPicPr>
+                    <pic:cNvPr id="0" name="" descr=""/>
+                    <pic:cNvPicPr>
+                      <a:picLocks noChangeAspect="1" noChangeArrowheads="1"/>
+                    </pic:cNvPicPr>
+                  </pic:nvPicPr>
+                  <pic:blipFill>
+                    <a:blip r:embed="rId8" cstate="none"/>
+                    <a:srcRect/>
+                    <a:stretch>
+                      <a:fillRect/>
+                    </a:stretch>
+                  </pic:blipFill>
+                  <pic:spPr bwMode="auto">
+                    <a:xfrm>
+                      <a:off x="0" y="0"/>
+                      <a:ext cx="3295650" cy="3371850"/>
+                    </a:xfrm>
+                    <a:prstGeom prst="rect">
+                      <a:avLst/>
+                    </a:prstGeom>
+                  </pic:spPr>
+                </pic:pic>
+              </a:graphicData>
+            </a:graphic>
+          </wp:inline>
+        </w:drawing>
+      </w:r>
+    </w:p>
+    <w:p>
+      <w:pPr>
+        <w:spacing w:after="180"/>
+        <w:jc w:val="center"/>
+      </w:pPr>
+      <w:r>
+        <w:rPr>
+          <w:i/>
+          <w:iCs/>
+          <w:color w:val="5B6770"/>
+          <w:sz w:val="18"/>
+          <w:szCs w:val="18"/>
+        </w:rPr>
+        <w:t xml:space="preserve">Captura real: “Calculadora Quality Gate” en SonarCloud, con las condiciones sobre código nuevo y las tres sobre código total.</w:t>
+      </w:r>
+    </w:p>
+    <w:p>
+      <w:pPr>
         <w:pStyle w:val="Heading2"/>
         <w:spacing w:after="100" w:before="240"/>
       </w:pPr>
@@ -6178,6 +6242,70 @@
     </w:tbl>
     <w:p>
       <w:pPr>
+        <w:keepNext/>
+        <w:keepLines/>
+        <w:spacing w:after="40" w:before="120"/>
+        <w:jc w:val="center"/>
+      </w:pPr>
+      <w:r>
+        <w:drawing>
+          <wp:inline distT="0" distB="0" distL="0" distR="0">
+            <wp:extent cx="3838575" cy="2133600"/>
+            <wp:effectExtent t="0" r="0" b="0" l="0"/>
+            <wp:docPr id="1" name="06_gate_asignado.png" descr="Gate asignado al proyecto" title="Gate asignado al proyecto"/>
+            <wp:cNvGraphicFramePr>
+              <a:graphicFrameLocks xmlns:a="http://schemas.openxmlformats.org/drawingml/2006/main" noChangeAspect="1"/>
+            </wp:cNvGraphicFramePr>
+            <a:graphic xmlns:a="http://schemas.openxmlformats.org/drawingml/2006/main">
+              <a:graphicData uri="http://schemas.openxmlformats.org/drawingml/2006/picture">
+                <pic:pic xmlns:pic="http://schemas.openxmlformats.org/drawingml/2006/picture">
+                  <pic:nvPicPr>
+                    <pic:cNvPr id="0" name="" descr=""/>
+                    <pic:cNvPicPr>
+                      <a:picLocks noChangeAspect="1" noChangeArrowheads="1"/>
+                    </pic:cNvPicPr>
+                  </pic:nvPicPr>
+                  <pic:blipFill>
+                    <a:blip r:embed="rId9" cstate="none"/>
+                    <a:srcRect/>
+                    <a:stretch>
+                      <a:fillRect/>
+                    </a:stretch>
+                  </pic:blipFill>
+                  <pic:spPr bwMode="auto">
+                    <a:xfrm>
+                      <a:off x="0" y="0"/>
+                      <a:ext cx="3838575" cy="2133600"/>
+                    </a:xfrm>
+                    <a:prstGeom prst="rect">
+                      <a:avLst/>
+                    </a:prstGeom>
+                  </pic:spPr>
+                </pic:pic>
+              </a:graphicData>
+            </a:graphic>
+          </wp:inline>
+        </w:drawing>
+      </w:r>
+    </w:p>
+    <w:p>
+      <w:pPr>
+        <w:spacing w:after="180"/>
+        <w:jc w:val="center"/>
+      </w:pPr>
+      <w:r>
+        <w:rPr>
+          <w:i/>
+          <w:iCs/>
+          <w:color w:val="5B6770"/>
+          <w:sz w:val="18"/>
+          <w:szCs w:val="18"/>
+        </w:rPr>
+        <w:t xml:space="preserve">Captura real: en Administration → Quality Gate el proyecto usa “Calculadora Quality Gate”.</w:t>
+      </w:r>
+    </w:p>
+    <w:p>
+      <w:pPr>
         <w:pStyle w:val="Heading2"/>
         <w:spacing w:after="100" w:before="240"/>
       </w:pPr>
@@ -6400,6 +6528,1808 @@
         <w:spacing w:after="120"/>
       </w:pPr>
     </w:p>
+    <w:p>
+      <w:pPr>
+        <w:pStyle w:val="Heading2"/>
+        <w:spacing w:after="100" w:before="240"/>
+      </w:pPr>
+      <w:r>
+        <w:rPr>
+          <w:b/>
+          <w:bCs/>
+          <w:color w:val="1F2933"/>
+          <w:sz w:val="26"/>
+          <w:szCs w:val="26"/>
+        </w:rPr>
+        <w:t xml:space="preserve">Paso 2.6 · Revisar y corregir los riesgos de dependencias</w:t>
+      </w:r>
+    </w:p>
+    <w:p>
+      <w:pPr>
+        <w:spacing w:after="120" w:line="288"/>
+      </w:pPr>
+      <w:r>
+        <w:rPr>
+          <w:color w:val="1F2933"/>
+          <w:sz w:val="22"/>
+          <w:szCs w:val="22"/>
+        </w:rPr>
+        <w:t xml:space="preserve">Tras el primer análisis, la pestaña </w:t>
+      </w:r>
+      <w:r>
+        <w:rPr>
+          <w:b/>
+          <w:bCs/>
+          <w:color w:val="1F2933"/>
+          <w:sz w:val="22"/>
+          <w:szCs w:val="22"/>
+        </w:rPr>
+        <w:t xml:space="preserve">Dependency risks</w:t>
+      </w:r>
+      <w:r>
+        <w:rPr>
+          <w:color w:val="1F2933"/>
+          <w:sz w:val="22"/>
+          <w:szCs w:val="22"/>
+        </w:rPr>
+        <w:t xml:space="preserve"> del proyecto mostró </w:t>
+      </w:r>
+      <w:r>
+        <w:rPr>
+          <w:b/>
+          <w:bCs/>
+          <w:color w:val="1F2933"/>
+          <w:sz w:val="22"/>
+          <w:szCs w:val="22"/>
+        </w:rPr>
+        <w:t xml:space="preserve">84 riesgos en 89 dependencias</w:t>
+      </w:r>
+      <w:r>
+        <w:rPr>
+          <w:color w:val="1F2933"/>
+          <w:sz w:val="22"/>
+          <w:szCs w:val="22"/>
+        </w:rPr>
+        <w:t xml:space="preserve">. El código propio estaba limpio (0 vulnerabilidades y 0 hotspots), de modo que todo venía de librerías transitivas de Karate en el classpath de las pruebas de aceptación.</w:t>
+      </w:r>
+    </w:p>
+    <w:p>
+      <w:pPr>
+        <w:pStyle w:val="ListParagraph"/>
+        <w:numPr>
+          <w:ilvl w:val="0"/>
+          <w:numId w:val="7"/>
+        </w:numPr>
+        <w:spacing w:after="80" w:line="276"/>
+      </w:pPr>
+      <w:r>
+        <w:rPr>
+          <w:color w:val="1F2933"/>
+          <w:sz w:val="22"/>
+          <w:szCs w:val="22"/>
+        </w:rPr>
+        <w:t xml:space="preserve">Abrir el proyecto → </w:t>
+      </w:r>
+      <w:r>
+        <w:rPr>
+          <w:b/>
+          <w:bCs/>
+          <w:color w:val="1F2933"/>
+          <w:sz w:val="22"/>
+          <w:szCs w:val="22"/>
+        </w:rPr>
+        <w:t xml:space="preserve">Dependency risks</w:t>
+      </w:r>
+      <w:r>
+        <w:rPr>
+          <w:color w:val="1F2933"/>
+          <w:sz w:val="22"/>
+          <w:szCs w:val="22"/>
+        </w:rPr>
+        <w:t xml:space="preserve"> y ordenar por severidad; anotar el paquete y la versión de cada fila (paquete </w:t>
+      </w:r>
+      <w:r>
+        <w:rPr>
+          <w:rFonts w:ascii="Consolas" w:cs="Consolas" w:eastAsia="Consolas" w:hAnsi="Consolas"/>
+          <w:color w:val="7A2E0E"/>
+          <w:sz w:val="20"/>
+          <w:szCs w:val="20"/>
+        </w:rPr>
+        <w:t xml:space="preserve">io.netty:netty-codec-http</w:t>
+      </w:r>
+      <w:r>
+        <w:rPr>
+          <w:color w:val="1F2933"/>
+          <w:sz w:val="22"/>
+          <w:szCs w:val="22"/>
+        </w:rPr>
+        <w:t xml:space="preserve">, versión </w:t>
+      </w:r>
+      <w:r>
+        <w:rPr>
+          <w:rFonts w:ascii="Consolas" w:cs="Consolas" w:eastAsia="Consolas" w:hAnsi="Consolas"/>
+          <w:color w:val="7A2E0E"/>
+          <w:sz w:val="20"/>
+          <w:szCs w:val="20"/>
+        </w:rPr>
+        <w:t xml:space="preserve">4.1.115.Final</w:t>
+      </w:r>
+      <w:r>
+        <w:rPr>
+          <w:color w:val="1F2933"/>
+          <w:sz w:val="22"/>
+          <w:szCs w:val="22"/>
+        </w:rPr>
+        <w:t xml:space="preserve">, etc.).</w:t>
+      </w:r>
+    </w:p>
+    <w:p>
+      <w:pPr>
+        <w:pStyle w:val="ListParagraph"/>
+        <w:numPr>
+          <w:ilvl w:val="0"/>
+          <w:numId w:val="7"/>
+        </w:numPr>
+        <w:spacing w:after="80" w:line="276"/>
+      </w:pPr>
+      <w:r>
+        <w:rPr>
+          <w:color w:val="1F2933"/>
+          <w:sz w:val="22"/>
+          <w:szCs w:val="22"/>
+        </w:rPr>
+        <w:t xml:space="preserve">Buscar el CVE en osv.dev o en la página del aviso para saber </w:t>
+      </w:r>
+      <w:r>
+        <w:rPr>
+          <w:b/>
+          <w:bCs/>
+          <w:color w:val="1F2933"/>
+          <w:sz w:val="22"/>
+          <w:szCs w:val="22"/>
+        </w:rPr>
+        <w:t xml:space="preserve">desde qué versión se corrige</w:t>
+      </w:r>
+      <w:r>
+        <w:rPr>
+          <w:color w:val="1F2933"/>
+          <w:sz w:val="22"/>
+          <w:szCs w:val="22"/>
+        </w:rPr>
+        <w:t xml:space="preserve">.</w:t>
+      </w:r>
+    </w:p>
+    <w:p>
+      <w:pPr>
+        <w:pStyle w:val="ListParagraph"/>
+        <w:numPr>
+          <w:ilvl w:val="0"/>
+          <w:numId w:val="7"/>
+        </w:numPr>
+        <w:spacing w:after="80" w:line="276"/>
+      </w:pPr>
+      <w:r>
+        <w:rPr>
+          <w:color w:val="1F2933"/>
+          <w:sz w:val="22"/>
+          <w:szCs w:val="22"/>
+        </w:rPr>
+        <w:t xml:space="preserve">Forzar esa versión en </w:t>
+      </w:r>
+      <w:r>
+        <w:rPr>
+          <w:rFonts w:ascii="Consolas" w:cs="Consolas" w:eastAsia="Consolas" w:hAnsi="Consolas"/>
+          <w:color w:val="7A2E0E"/>
+          <w:sz w:val="20"/>
+          <w:szCs w:val="20"/>
+        </w:rPr>
+        <w:t xml:space="preserve">build.gradle</w:t>
+      </w:r>
+      <w:r>
+        <w:rPr>
+          <w:color w:val="1F2933"/>
+          <w:sz w:val="22"/>
+          <w:szCs w:val="22"/>
+        </w:rPr>
+        <w:t xml:space="preserve">, solo en las configuraciones de </w:t>
+      </w:r>
+      <w:r>
+        <w:rPr>
+          <w:rFonts w:ascii="Consolas" w:cs="Consolas" w:eastAsia="Consolas" w:hAnsi="Consolas"/>
+          <w:color w:val="7A2E0E"/>
+          <w:sz w:val="20"/>
+          <w:szCs w:val="20"/>
+        </w:rPr>
+        <w:t xml:space="preserve">acceptanceTest</w:t>
+      </w:r>
+      <w:r>
+        <w:rPr>
+          <w:color w:val="1F2933"/>
+          <w:sz w:val="22"/>
+          <w:szCs w:val="22"/>
+        </w:rPr>
+        <w:t xml:space="preserve">: con un BOM (</w:t>
+      </w:r>
+      <w:r>
+        <w:rPr>
+          <w:rFonts w:ascii="Consolas" w:cs="Consolas" w:eastAsia="Consolas" w:hAnsi="Consolas"/>
+          <w:color w:val="7A2E0E"/>
+          <w:sz w:val="20"/>
+          <w:szCs w:val="20"/>
+        </w:rPr>
+        <w:t xml:space="preserve">platform(...)</w:t>
+      </w:r>
+      <w:r>
+        <w:rPr>
+          <w:color w:val="1F2933"/>
+          <w:sz w:val="22"/>
+          <w:szCs w:val="22"/>
+        </w:rPr>
+        <w:t xml:space="preserve">) cuando la librería tiene varios módulos, o con una restricción (</w:t>
+      </w:r>
+      <w:r>
+        <w:rPr>
+          <w:rFonts w:ascii="Consolas" w:cs="Consolas" w:eastAsia="Consolas" w:hAnsi="Consolas"/>
+          <w:color w:val="7A2E0E"/>
+          <w:sz w:val="20"/>
+          <w:szCs w:val="20"/>
+        </w:rPr>
+        <w:t xml:space="preserve">constraints { ... }</w:t>
+      </w:r>
+      <w:r>
+        <w:rPr>
+          <w:color w:val="1F2933"/>
+          <w:sz w:val="22"/>
+          <w:szCs w:val="22"/>
+        </w:rPr>
+        <w:t xml:space="preserve">) cuando es un único artefacto.</w:t>
+      </w:r>
+    </w:p>
+    <w:p>
+      <w:pPr>
+        <w:pStyle w:val="ListParagraph"/>
+        <w:numPr>
+          <w:ilvl w:val="0"/>
+          <w:numId w:val="7"/>
+        </w:numPr>
+        <w:spacing w:after="80" w:line="276"/>
+      </w:pPr>
+      <w:r>
+        <w:rPr>
+          <w:color w:val="1F2933"/>
+          <w:sz w:val="22"/>
+          <w:szCs w:val="22"/>
+        </w:rPr>
+        <w:t xml:space="preserve">Si una librería no tiene versión corregida y no se usa en las pruebas, excluirla del classpath con </w:t>
+      </w:r>
+      <w:r>
+        <w:rPr>
+          <w:rFonts w:ascii="Consolas" w:cs="Consolas" w:eastAsia="Consolas" w:hAnsi="Consolas"/>
+          <w:color w:val="7A2E0E"/>
+          <w:sz w:val="20"/>
+          <w:szCs w:val="20"/>
+        </w:rPr>
+        <w:t xml:space="preserve">exclude group:..., module:...</w:t>
+      </w:r>
+      <w:r>
+        <w:rPr>
+          <w:color w:val="1F2933"/>
+          <w:sz w:val="22"/>
+          <w:szCs w:val="22"/>
+        </w:rPr>
+        <w:t xml:space="preserve">.</w:t>
+      </w:r>
+    </w:p>
+    <w:p>
+      <w:pPr>
+        <w:pStyle w:val="ListParagraph"/>
+        <w:numPr>
+          <w:ilvl w:val="0"/>
+          <w:numId w:val="7"/>
+        </w:numPr>
+        <w:spacing w:after="80" w:line="276"/>
+      </w:pPr>
+      <w:r>
+        <w:rPr>
+          <w:color w:val="1F2933"/>
+          <w:sz w:val="22"/>
+          <w:szCs w:val="22"/>
+        </w:rPr>
+        <w:t xml:space="preserve">Subir el cambio, esperar el nuevo análisis y confirmar en </w:t>
+      </w:r>
+      <w:r>
+        <w:rPr>
+          <w:b/>
+          <w:bCs/>
+          <w:color w:val="1F2933"/>
+          <w:sz w:val="22"/>
+          <w:szCs w:val="22"/>
+        </w:rPr>
+        <w:t xml:space="preserve">Dependency risks</w:t>
+      </w:r>
+      <w:r>
+        <w:rPr>
+          <w:color w:val="1F2933"/>
+          <w:sz w:val="22"/>
+          <w:szCs w:val="22"/>
+        </w:rPr>
+        <w:t xml:space="preserve"> que la lista baja.</w:t>
+      </w:r>
+    </w:p>
+    <w:p>
+      <w:pPr>
+        <w:pBdr>
+          <w:top w:val="single" w:color="D5D9DD" w:sz="4" w:space="4"/>
+        </w:pBdr>
+        <w:shd w:fill="F3F4F6" w:val="clear"/>
+        <w:spacing w:after="0" w:line="252"/>
+        <w:ind w:left="120"/>
+      </w:pPr>
+      <w:r>
+        <w:rPr>
+          <w:rFonts w:ascii="Consolas" w:cs="Consolas" w:eastAsia="Consolas" w:hAnsi="Consolas"/>
+          <w:color w:val="24292F"/>
+          <w:sz w:val="18"/>
+          <w:szCs w:val="18"/>
+        </w:rPr>
+        <w:t xml:space="preserve">// build.gradle (dependencies { ... })</w:t>
+      </w:r>
+    </w:p>
+    <w:p>
+      <w:pPr>
+        <w:shd w:fill="F3F4F6" w:val="clear"/>
+        <w:spacing w:after="0" w:line="252"/>
+        <w:ind w:left="120"/>
+      </w:pPr>
+      <w:r>
+        <w:rPr>
+          <w:rFonts w:ascii="Consolas" w:cs="Consolas" w:eastAsia="Consolas" w:hAnsi="Consolas"/>
+          <w:color w:val="24292F"/>
+          <w:sz w:val="18"/>
+          <w:szCs w:val="18"/>
+        </w:rPr>
+        <w:t xml:space="preserve">acceptanceTestImplementation platform('io.netty:netty-bom:4.1.139.Final')</w:t>
+      </w:r>
+    </w:p>
+    <w:p>
+      <w:pPr>
+        <w:shd w:fill="F3F4F6" w:val="clear"/>
+        <w:spacing w:after="0" w:line="252"/>
+        <w:ind w:left="120"/>
+      </w:pPr>
+      <w:r>
+        <w:rPr>
+          <w:rFonts w:ascii="Consolas" w:cs="Consolas" w:eastAsia="Consolas" w:hAnsi="Consolas"/>
+          <w:color w:val="24292F"/>
+          <w:sz w:val="18"/>
+          <w:szCs w:val="18"/>
+        </w:rPr>
+        <w:t xml:space="preserve">acceptanceTestImplementation platform('com.fasterxml.jackson:jackson-bom:2.22.4')</w:t>
+      </w:r>
+    </w:p>
+    <w:p>
+      <w:pPr>
+        <w:shd w:fill="F3F4F6" w:val="clear"/>
+        <w:spacing w:after="0" w:line="252"/>
+        <w:ind w:left="120"/>
+      </w:pPr>
+      <w:r>
+        <w:rPr>
+          <w:rFonts w:ascii="Consolas" w:cs="Consolas" w:eastAsia="Consolas" w:hAnsi="Consolas"/>
+          <w:color w:val="24292F"/>
+          <w:sz w:val="18"/>
+          <w:szCs w:val="18"/>
+        </w:rPr>
+        <w:t xml:space="preserve">acceptanceTestImplementation platform('io.micrometer:micrometer-bom:1.17.1')</w:t>
+      </w:r>
+    </w:p>
+    <w:p>
+      <w:pPr>
+        <w:shd w:fill="F3F4F6" w:val="clear"/>
+        <w:spacing w:after="0" w:line="252"/>
+        <w:ind w:left="120"/>
+      </w:pPr>
+      <w:r>
+        <w:rPr>
+          <w:rFonts w:ascii="Consolas" w:cs="Consolas" w:eastAsia="Consolas" w:hAnsi="Consolas"/>
+          <w:color w:val="24292F"/>
+          <w:sz w:val="18"/>
+          <w:szCs w:val="18"/>
+        </w:rPr>
+        <w:t xml:space="preserve">constraints {</w:t>
+      </w:r>
+    </w:p>
+    <w:p>
+      <w:pPr>
+        <w:shd w:fill="F3F4F6" w:val="clear"/>
+        <w:spacing w:after="0" w:line="252"/>
+        <w:ind w:left="120"/>
+      </w:pPr>
+      <w:r>
+        <w:rPr>
+          <w:rFonts w:ascii="Consolas" w:cs="Consolas" w:eastAsia="Consolas" w:hAnsi="Consolas"/>
+          <w:color w:val="24292F"/>
+          <w:sz w:val="18"/>
+          <w:szCs w:val="18"/>
+        </w:rPr>
+        <w:t xml:space="preserve">    acceptanceTestImplementation('org.thymeleaf:thymeleaf:3.1.5.RELEASE')</w:t>
+      </w:r>
+    </w:p>
+    <w:p>
+      <w:pPr>
+        <w:shd w:fill="F3F4F6" w:val="clear"/>
+        <w:spacing w:after="0" w:line="252"/>
+        <w:ind w:left="120"/>
+      </w:pPr>
+      <w:r>
+        <w:rPr>
+          <w:rFonts w:ascii="Consolas" w:cs="Consolas" w:eastAsia="Consolas" w:hAnsi="Consolas"/>
+          <w:color w:val="24292F"/>
+          <w:sz w:val="18"/>
+          <w:szCs w:val="18"/>
+        </w:rPr>
+        <w:t xml:space="preserve">    acceptanceTestImplementation('ch.qos.logback:logback-classic:1.6.5')</w:t>
+      </w:r>
+    </w:p>
+    <w:p>
+      <w:pPr>
+        <w:shd w:fill="F3F4F6" w:val="clear"/>
+        <w:spacing w:after="0" w:line="252"/>
+        <w:ind w:left="120"/>
+      </w:pPr>
+      <w:r>
+        <w:rPr>
+          <w:rFonts w:ascii="Consolas" w:cs="Consolas" w:eastAsia="Consolas" w:hAnsi="Consolas"/>
+          <w:color w:val="24292F"/>
+          <w:sz w:val="18"/>
+          <w:szCs w:val="18"/>
+        </w:rPr>
+        <w:t xml:space="preserve">    acceptanceTestImplementation('ch.qos.logback:logback-core:1.6.5')</w:t>
+      </w:r>
+    </w:p>
+    <w:p>
+      <w:pPr>
+        <w:shd w:fill="F3F4F6" w:val="clear"/>
+        <w:spacing w:after="0" w:line="252"/>
+        <w:ind w:left="120"/>
+      </w:pPr>
+      <w:r>
+        <w:rPr>
+          <w:rFonts w:ascii="Consolas" w:cs="Consolas" w:eastAsia="Consolas" w:hAnsi="Consolas"/>
+          <w:color w:val="24292F"/>
+          <w:sz w:val="18"/>
+          <w:szCs w:val="18"/>
+        </w:rPr>
+        <w:t xml:space="preserve">    acceptanceTestImplementation('net.minidev:json-smart:2.5.2')</w:t>
+      </w:r>
+    </w:p>
+    <w:p>
+      <w:pPr>
+        <w:shd w:fill="F3F4F6" w:val="clear"/>
+        <w:spacing w:after="0" w:line="252"/>
+        <w:ind w:left="120"/>
+      </w:pPr>
+      <w:r>
+        <w:rPr>
+          <w:rFonts w:ascii="Consolas" w:cs="Consolas" w:eastAsia="Consolas" w:hAnsi="Consolas"/>
+          <w:color w:val="24292F"/>
+          <w:sz w:val="18"/>
+          <w:szCs w:val="18"/>
+        </w:rPr>
+        <w:t xml:space="preserve">}</w:t>
+      </w:r>
+    </w:p>
+    <w:p>
+      <w:pPr>
+        <w:shd w:fill="F3F4F6" w:val="clear"/>
+        <w:spacing w:after="0" w:line="252"/>
+        <w:ind w:left="120"/>
+      </w:pPr>
+      <w:r>
+        <w:rPr>
+          <w:rFonts w:ascii="Consolas" w:cs="Consolas" w:eastAsia="Consolas" w:hAnsi="Consolas"/>
+          <w:color w:val="24292F"/>
+          <w:sz w:val="18"/>
+          <w:szCs w:val="18"/>
+        </w:rPr>
+        <w:t xml:space="preserve"> </w:t>
+      </w:r>
+    </w:p>
+    <w:p>
+      <w:pPr>
+        <w:shd w:fill="F3F4F6" w:val="clear"/>
+        <w:spacing w:after="0" w:line="252"/>
+        <w:ind w:left="120"/>
+      </w:pPr>
+      <w:r>
+        <w:rPr>
+          <w:rFonts w:ascii="Consolas" w:cs="Consolas" w:eastAsia="Consolas" w:hAnsi="Consolas"/>
+          <w:color w:val="24292F"/>
+          <w:sz w:val="18"/>
+          <w:szCs w:val="18"/>
+        </w:rPr>
+        <w:t xml:space="preserve">// HdrHistogram y LatencyUtils: sin version corregida; solo las usa Micrometer</w:t>
+      </w:r>
+    </w:p>
+    <w:p>
+      <w:pPr>
+        <w:shd w:fill="F3F4F6" w:val="clear"/>
+        <w:spacing w:after="0" w:line="252"/>
+        <w:ind w:left="120"/>
+      </w:pPr>
+      <w:r>
+        <w:rPr>
+          <w:rFonts w:ascii="Consolas" w:cs="Consolas" w:eastAsia="Consolas" w:hAnsi="Consolas"/>
+          <w:color w:val="24292F"/>
+          <w:sz w:val="18"/>
+          <w:szCs w:val="18"/>
+        </w:rPr>
+        <w:t xml:space="preserve">configurations.matching { it.name.startsWith('acceptanceTest') }.configureEach {</w:t>
+      </w:r>
+    </w:p>
+    <w:p>
+      <w:pPr>
+        <w:shd w:fill="F3F4F6" w:val="clear"/>
+        <w:spacing w:after="0" w:line="252"/>
+        <w:ind w:left="120"/>
+      </w:pPr>
+      <w:r>
+        <w:rPr>
+          <w:rFonts w:ascii="Consolas" w:cs="Consolas" w:eastAsia="Consolas" w:hAnsi="Consolas"/>
+          <w:color w:val="24292F"/>
+          <w:sz w:val="18"/>
+          <w:szCs w:val="18"/>
+        </w:rPr>
+        <w:t xml:space="preserve">    exclude group: 'org.hdrhistogram', module: 'HdrHistogram'</w:t>
+      </w:r>
+    </w:p>
+    <w:p>
+      <w:pPr>
+        <w:shd w:fill="F3F4F6" w:val="clear"/>
+        <w:spacing w:after="0" w:line="252"/>
+        <w:ind w:left="120"/>
+      </w:pPr>
+      <w:r>
+        <w:rPr>
+          <w:rFonts w:ascii="Consolas" w:cs="Consolas" w:eastAsia="Consolas" w:hAnsi="Consolas"/>
+          <w:color w:val="24292F"/>
+          <w:sz w:val="18"/>
+          <w:szCs w:val="18"/>
+        </w:rPr>
+        <w:t xml:space="preserve">    exclude group: 'org.latencyutils', module: 'LatencyUtils'</w:t>
+      </w:r>
+    </w:p>
+    <w:p>
+      <w:pPr>
+        <w:shd w:fill="F3F4F6" w:val="clear"/>
+        <w:spacing w:after="0" w:line="252"/>
+        <w:ind w:left="120"/>
+      </w:pPr>
+      <w:r>
+        <w:rPr>
+          <w:rFonts w:ascii="Consolas" w:cs="Consolas" w:eastAsia="Consolas" w:hAnsi="Consolas"/>
+          <w:color w:val="24292F"/>
+          <w:sz w:val="18"/>
+          <w:szCs w:val="18"/>
+        </w:rPr>
+        <w:t xml:space="preserve">}</w:t>
+      </w:r>
+    </w:p>
+    <w:p>
+      <w:pPr>
+        <w:spacing w:after="120"/>
+      </w:pPr>
+    </w:p>
+    <w:tbl>
+      <w:tblPr>
+        <w:tblW w:type="dxa" w:w="9360"/>
+        <w:tblBorders>
+          <w:top w:val="single" w:color="auto" w:sz="4"/>
+          <w:left w:val="single" w:color="auto" w:sz="4"/>
+          <w:bottom w:val="single" w:color="auto" w:sz="4"/>
+          <w:right w:val="single" w:color="auto" w:sz="4"/>
+          <w:insideH w:val="single" w:color="auto" w:sz="4"/>
+          <w:insideV w:val="single" w:color="auto" w:sz="4"/>
+        </w:tblBorders>
+      </w:tblPr>
+      <w:tblGrid>
+        <w:gridCol w:w="3500"/>
+        <w:gridCol w:w="2400"/>
+        <w:gridCol w:w="3460"/>
+      </w:tblGrid>
+      <w:tr>
+        <w:trPr>
+          <w:tblHeader/>
+        </w:trPr>
+        <w:tc>
+          <w:tcPr>
+            <w:tcW w:type="dxa" w:w="3500"/>
+            <w:tcBorders>
+              <w:top w:val="single" w:color="D5D9DD" w:sz="4"/>
+              <w:left w:val="single" w:color="D5D9DD" w:sz="4"/>
+              <w:bottom w:val="single" w:color="D5D9DD" w:sz="4"/>
+              <w:right w:val="single" w:color="D5D9DD" w:sz="4"/>
+            </w:tcBorders>
+            <w:shd w:fill="1F5E8C" w:val="clear"/>
+            <w:tcMar>
+              <w:top w:type="dxa" w:w="70"/>
+              <w:left w:type="dxa" w:w="110"/>
+              <w:bottom w:type="dxa" w:w="70"/>
+              <w:right w:type="dxa" w:w="110"/>
+            </w:tcMar>
+          </w:tcPr>
+          <w:p>
+            <w:pPr>
+              <w:spacing w:after="0" w:line="252"/>
+            </w:pPr>
+            <w:r>
+              <w:rPr>
+                <w:b/>
+                <w:bCs/>
+                <w:color w:val="FFFFFF"/>
+                <w:sz w:val="20"/>
+                <w:szCs w:val="20"/>
+              </w:rPr>
+              <w:t xml:space="preserve">Librería</w:t>
+            </w:r>
+          </w:p>
+        </w:tc>
+        <w:tc>
+          <w:tcPr>
+            <w:tcW w:type="dxa" w:w="2400"/>
+            <w:tcBorders>
+              <w:top w:val="single" w:color="D5D9DD" w:sz="4"/>
+              <w:left w:val="single" w:color="D5D9DD" w:sz="4"/>
+              <w:bottom w:val="single" w:color="D5D9DD" w:sz="4"/>
+              <w:right w:val="single" w:color="D5D9DD" w:sz="4"/>
+            </w:tcBorders>
+            <w:shd w:fill="1F5E8C" w:val="clear"/>
+            <w:tcMar>
+              <w:top w:type="dxa" w:w="70"/>
+              <w:left w:type="dxa" w:w="110"/>
+              <w:bottom w:type="dxa" w:w="70"/>
+              <w:right w:type="dxa" w:w="110"/>
+            </w:tcMar>
+          </w:tcPr>
+          <w:p>
+            <w:pPr>
+              <w:spacing w:after="0" w:line="252"/>
+            </w:pPr>
+            <w:r>
+              <w:rPr>
+                <w:b/>
+                <w:bCs/>
+                <w:color w:val="FFFFFF"/>
+                <w:sz w:val="20"/>
+                <w:szCs w:val="20"/>
+              </w:rPr>
+              <w:t xml:space="preserve">Antes</w:t>
+            </w:r>
+          </w:p>
+        </w:tc>
+        <w:tc>
+          <w:tcPr>
+            <w:tcW w:type="dxa" w:w="3460"/>
+            <w:tcBorders>
+              <w:top w:val="single" w:color="D5D9DD" w:sz="4"/>
+              <w:left w:val="single" w:color="D5D9DD" w:sz="4"/>
+              <w:bottom w:val="single" w:color="D5D9DD" w:sz="4"/>
+              <w:right w:val="single" w:color="D5D9DD" w:sz="4"/>
+            </w:tcBorders>
+            <w:shd w:fill="1F5E8C" w:val="clear"/>
+            <w:tcMar>
+              <w:top w:type="dxa" w:w="70"/>
+              <w:left w:type="dxa" w:w="110"/>
+              <w:bottom w:type="dxa" w:w="70"/>
+              <w:right w:type="dxa" w:w="110"/>
+            </w:tcMar>
+          </w:tcPr>
+          <w:p>
+            <w:pPr>
+              <w:spacing w:after="0" w:line="252"/>
+            </w:pPr>
+            <w:r>
+              <w:rPr>
+                <w:b/>
+                <w:bCs/>
+                <w:color w:val="FFFFFF"/>
+                <w:sz w:val="20"/>
+                <w:szCs w:val="20"/>
+              </w:rPr>
+              <w:t xml:space="preserve">Después</w:t>
+            </w:r>
+          </w:p>
+        </w:tc>
+      </w:tr>
+      <w:tr>
+        <w:trPr>
+          <w:cantSplit/>
+        </w:trPr>
+        <w:tc>
+          <w:tcPr>
+            <w:tcW w:type="dxa" w:w="3500"/>
+            <w:tcBorders>
+              <w:top w:val="single" w:color="D5D9DD" w:sz="4"/>
+              <w:left w:val="single" w:color="D5D9DD" w:sz="4"/>
+              <w:bottom w:val="single" w:color="D5D9DD" w:sz="4"/>
+              <w:right w:val="single" w:color="D5D9DD" w:sz="4"/>
+            </w:tcBorders>
+            <w:tcMar>
+              <w:top w:type="dxa" w:w="70"/>
+              <w:left w:type="dxa" w:w="110"/>
+              <w:bottom w:type="dxa" w:w="70"/>
+              <w:right w:type="dxa" w:w="110"/>
+            </w:tcMar>
+          </w:tcPr>
+          <w:p>
+            <w:pPr>
+              <w:spacing w:after="0" w:line="252"/>
+            </w:pPr>
+            <w:r>
+              <w:rPr>
+                <w:color w:val="1F2933"/>
+                <w:sz w:val="20"/>
+                <w:szCs w:val="20"/>
+              </w:rPr>
+              <w:t xml:space="preserve">Netty</w:t>
+            </w:r>
+          </w:p>
+        </w:tc>
+        <w:tc>
+          <w:tcPr>
+            <w:tcW w:type="dxa" w:w="2400"/>
+            <w:tcBorders>
+              <w:top w:val="single" w:color="D5D9DD" w:sz="4"/>
+              <w:left w:val="single" w:color="D5D9DD" w:sz="4"/>
+              <w:bottom w:val="single" w:color="D5D9DD" w:sz="4"/>
+              <w:right w:val="single" w:color="D5D9DD" w:sz="4"/>
+            </w:tcBorders>
+            <w:tcMar>
+              <w:top w:type="dxa" w:w="70"/>
+              <w:left w:type="dxa" w:w="110"/>
+              <w:bottom w:type="dxa" w:w="70"/>
+              <w:right w:type="dxa" w:w="110"/>
+            </w:tcMar>
+          </w:tcPr>
+          <w:p>
+            <w:pPr>
+              <w:spacing w:after="0" w:line="252"/>
+            </w:pPr>
+            <w:r>
+              <w:rPr>
+                <w:color w:val="1F2933"/>
+                <w:sz w:val="20"/>
+                <w:szCs w:val="20"/>
+              </w:rPr>
+              <w:t xml:space="preserve">4.1.115.Final</w:t>
+            </w:r>
+          </w:p>
+        </w:tc>
+        <w:tc>
+          <w:tcPr>
+            <w:tcW w:type="dxa" w:w="3460"/>
+            <w:tcBorders>
+              <w:top w:val="single" w:color="D5D9DD" w:sz="4"/>
+              <w:left w:val="single" w:color="D5D9DD" w:sz="4"/>
+              <w:bottom w:val="single" w:color="D5D9DD" w:sz="4"/>
+              <w:right w:val="single" w:color="D5D9DD" w:sz="4"/>
+            </w:tcBorders>
+            <w:tcMar>
+              <w:top w:type="dxa" w:w="70"/>
+              <w:left w:type="dxa" w:w="110"/>
+              <w:bottom w:type="dxa" w:w="70"/>
+              <w:right w:type="dxa" w:w="110"/>
+            </w:tcMar>
+          </w:tcPr>
+          <w:p>
+            <w:pPr>
+              <w:spacing w:after="0" w:line="252"/>
+            </w:pPr>
+            <w:r>
+              <w:rPr>
+                <w:color w:val="1F2933"/>
+                <w:sz w:val="20"/>
+                <w:szCs w:val="20"/>
+              </w:rPr>
+              <w:t xml:space="preserve">4.1.139.Final</w:t>
+            </w:r>
+          </w:p>
+        </w:tc>
+      </w:tr>
+      <w:tr>
+        <w:trPr>
+          <w:cantSplit/>
+        </w:trPr>
+        <w:tc>
+          <w:tcPr>
+            <w:tcW w:type="dxa" w:w="3500"/>
+            <w:tcBorders>
+              <w:top w:val="single" w:color="D5D9DD" w:sz="4"/>
+              <w:left w:val="single" w:color="D5D9DD" w:sz="4"/>
+              <w:bottom w:val="single" w:color="D5D9DD" w:sz="4"/>
+              <w:right w:val="single" w:color="D5D9DD" w:sz="4"/>
+            </w:tcBorders>
+            <w:tcMar>
+              <w:top w:type="dxa" w:w="70"/>
+              <w:left w:type="dxa" w:w="110"/>
+              <w:bottom w:type="dxa" w:w="70"/>
+              <w:right w:type="dxa" w:w="110"/>
+            </w:tcMar>
+          </w:tcPr>
+          <w:p>
+            <w:pPr>
+              <w:spacing w:after="0" w:line="252"/>
+            </w:pPr>
+            <w:r>
+              <w:rPr>
+                <w:color w:val="1F2933"/>
+                <w:sz w:val="20"/>
+                <w:szCs w:val="20"/>
+              </w:rPr>
+              <w:t xml:space="preserve">Jackson (core, databind)</w:t>
+            </w:r>
+          </w:p>
+        </w:tc>
+        <w:tc>
+          <w:tcPr>
+            <w:tcW w:type="dxa" w:w="2400"/>
+            <w:tcBorders>
+              <w:top w:val="single" w:color="D5D9DD" w:sz="4"/>
+              <w:left w:val="single" w:color="D5D9DD" w:sz="4"/>
+              <w:bottom w:val="single" w:color="D5D9DD" w:sz="4"/>
+              <w:right w:val="single" w:color="D5D9DD" w:sz="4"/>
+            </w:tcBorders>
+            <w:tcMar>
+              <w:top w:type="dxa" w:w="70"/>
+              <w:left w:type="dxa" w:w="110"/>
+              <w:bottom w:type="dxa" w:w="70"/>
+              <w:right w:type="dxa" w:w="110"/>
+            </w:tcMar>
+          </w:tcPr>
+          <w:p>
+            <w:pPr>
+              <w:spacing w:after="0" w:line="252"/>
+            </w:pPr>
+            <w:r>
+              <w:rPr>
+                <w:color w:val="1F2933"/>
+                <w:sz w:val="20"/>
+                <w:szCs w:val="20"/>
+              </w:rPr>
+              <w:t xml:space="preserve">2.18.1</w:t>
+            </w:r>
+          </w:p>
+        </w:tc>
+        <w:tc>
+          <w:tcPr>
+            <w:tcW w:type="dxa" w:w="3460"/>
+            <w:tcBorders>
+              <w:top w:val="single" w:color="D5D9DD" w:sz="4"/>
+              <w:left w:val="single" w:color="D5D9DD" w:sz="4"/>
+              <w:bottom w:val="single" w:color="D5D9DD" w:sz="4"/>
+              <w:right w:val="single" w:color="D5D9DD" w:sz="4"/>
+            </w:tcBorders>
+            <w:tcMar>
+              <w:top w:type="dxa" w:w="70"/>
+              <w:left w:type="dxa" w:w="110"/>
+              <w:bottom w:type="dxa" w:w="70"/>
+              <w:right w:type="dxa" w:w="110"/>
+            </w:tcMar>
+          </w:tcPr>
+          <w:p>
+            <w:pPr>
+              <w:spacing w:after="0" w:line="252"/>
+            </w:pPr>
+            <w:r>
+              <w:rPr>
+                <w:color w:val="1F2933"/>
+                <w:sz w:val="20"/>
+                <w:szCs w:val="20"/>
+              </w:rPr>
+              <w:t xml:space="preserve">2.22.4</w:t>
+            </w:r>
+          </w:p>
+        </w:tc>
+      </w:tr>
+      <w:tr>
+        <w:trPr>
+          <w:cantSplit/>
+        </w:trPr>
+        <w:tc>
+          <w:tcPr>
+            <w:tcW w:type="dxa" w:w="3500"/>
+            <w:tcBorders>
+              <w:top w:val="single" w:color="D5D9DD" w:sz="4"/>
+              <w:left w:val="single" w:color="D5D9DD" w:sz="4"/>
+              <w:bottom w:val="single" w:color="D5D9DD" w:sz="4"/>
+              <w:right w:val="single" w:color="D5D9DD" w:sz="4"/>
+            </w:tcBorders>
+            <w:tcMar>
+              <w:top w:type="dxa" w:w="70"/>
+              <w:left w:type="dxa" w:w="110"/>
+              <w:bottom w:type="dxa" w:w="70"/>
+              <w:right w:type="dxa" w:w="110"/>
+            </w:tcMar>
+          </w:tcPr>
+          <w:p>
+            <w:pPr>
+              <w:spacing w:after="0" w:line="252"/>
+            </w:pPr>
+            <w:r>
+              <w:rPr>
+                <w:color w:val="1F2933"/>
+                <w:sz w:val="20"/>
+                <w:szCs w:val="20"/>
+              </w:rPr>
+              <w:t xml:space="preserve">Thymeleaf</w:t>
+            </w:r>
+          </w:p>
+        </w:tc>
+        <w:tc>
+          <w:tcPr>
+            <w:tcW w:type="dxa" w:w="2400"/>
+            <w:tcBorders>
+              <w:top w:val="single" w:color="D5D9DD" w:sz="4"/>
+              <w:left w:val="single" w:color="D5D9DD" w:sz="4"/>
+              <w:bottom w:val="single" w:color="D5D9DD" w:sz="4"/>
+              <w:right w:val="single" w:color="D5D9DD" w:sz="4"/>
+            </w:tcBorders>
+            <w:tcMar>
+              <w:top w:type="dxa" w:w="70"/>
+              <w:left w:type="dxa" w:w="110"/>
+              <w:bottom w:type="dxa" w:w="70"/>
+              <w:right w:type="dxa" w:w="110"/>
+            </w:tcMar>
+          </w:tcPr>
+          <w:p>
+            <w:pPr>
+              <w:spacing w:after="0" w:line="252"/>
+            </w:pPr>
+            <w:r>
+              <w:rPr>
+                <w:color w:val="1F2933"/>
+                <w:sz w:val="20"/>
+                <w:szCs w:val="20"/>
+              </w:rPr>
+              <w:t xml:space="preserve">3.1.2</w:t>
+            </w:r>
+          </w:p>
+        </w:tc>
+        <w:tc>
+          <w:tcPr>
+            <w:tcW w:type="dxa" w:w="3460"/>
+            <w:tcBorders>
+              <w:top w:val="single" w:color="D5D9DD" w:sz="4"/>
+              <w:left w:val="single" w:color="D5D9DD" w:sz="4"/>
+              <w:bottom w:val="single" w:color="D5D9DD" w:sz="4"/>
+              <w:right w:val="single" w:color="D5D9DD" w:sz="4"/>
+            </w:tcBorders>
+            <w:tcMar>
+              <w:top w:type="dxa" w:w="70"/>
+              <w:left w:type="dxa" w:w="110"/>
+              <w:bottom w:type="dxa" w:w="70"/>
+              <w:right w:type="dxa" w:w="110"/>
+            </w:tcMar>
+          </w:tcPr>
+          <w:p>
+            <w:pPr>
+              <w:spacing w:after="0" w:line="252"/>
+            </w:pPr>
+            <w:r>
+              <w:rPr>
+                <w:color w:val="1F2933"/>
+                <w:sz w:val="20"/>
+                <w:szCs w:val="20"/>
+              </w:rPr>
+              <w:t xml:space="preserve">3.1.5</w:t>
+            </w:r>
+          </w:p>
+        </w:tc>
+      </w:tr>
+      <w:tr>
+        <w:trPr>
+          <w:cantSplit/>
+        </w:trPr>
+        <w:tc>
+          <w:tcPr>
+            <w:tcW w:type="dxa" w:w="3500"/>
+            <w:tcBorders>
+              <w:top w:val="single" w:color="D5D9DD" w:sz="4"/>
+              <w:left w:val="single" w:color="D5D9DD" w:sz="4"/>
+              <w:bottom w:val="single" w:color="D5D9DD" w:sz="4"/>
+              <w:right w:val="single" w:color="D5D9DD" w:sz="4"/>
+            </w:tcBorders>
+            <w:tcMar>
+              <w:top w:type="dxa" w:w="70"/>
+              <w:left w:type="dxa" w:w="110"/>
+              <w:bottom w:type="dxa" w:w="70"/>
+              <w:right w:type="dxa" w:w="110"/>
+            </w:tcMar>
+          </w:tcPr>
+          <w:p>
+            <w:pPr>
+              <w:spacing w:after="0" w:line="252"/>
+            </w:pPr>
+            <w:r>
+              <w:rPr>
+                <w:color w:val="1F2933"/>
+                <w:sz w:val="20"/>
+                <w:szCs w:val="20"/>
+              </w:rPr>
+              <w:t xml:space="preserve">Logback (classic, core)</w:t>
+            </w:r>
+          </w:p>
+        </w:tc>
+        <w:tc>
+          <w:tcPr>
+            <w:tcW w:type="dxa" w:w="2400"/>
+            <w:tcBorders>
+              <w:top w:val="single" w:color="D5D9DD" w:sz="4"/>
+              <w:left w:val="single" w:color="D5D9DD" w:sz="4"/>
+              <w:bottom w:val="single" w:color="D5D9DD" w:sz="4"/>
+              <w:right w:val="single" w:color="D5D9DD" w:sz="4"/>
+            </w:tcBorders>
+            <w:tcMar>
+              <w:top w:type="dxa" w:w="70"/>
+              <w:left w:type="dxa" w:w="110"/>
+              <w:bottom w:type="dxa" w:w="70"/>
+              <w:right w:type="dxa" w:w="110"/>
+            </w:tcMar>
+          </w:tcPr>
+          <w:p>
+            <w:pPr>
+              <w:spacing w:after="0" w:line="252"/>
+            </w:pPr>
+            <w:r>
+              <w:rPr>
+                <w:color w:val="1F2933"/>
+                <w:sz w:val="20"/>
+                <w:szCs w:val="20"/>
+              </w:rPr>
+              <w:t xml:space="preserve">1.5.4</w:t>
+            </w:r>
+          </w:p>
+        </w:tc>
+        <w:tc>
+          <w:tcPr>
+            <w:tcW w:type="dxa" w:w="3460"/>
+            <w:tcBorders>
+              <w:top w:val="single" w:color="D5D9DD" w:sz="4"/>
+              <w:left w:val="single" w:color="D5D9DD" w:sz="4"/>
+              <w:bottom w:val="single" w:color="D5D9DD" w:sz="4"/>
+              <w:right w:val="single" w:color="D5D9DD" w:sz="4"/>
+            </w:tcBorders>
+            <w:tcMar>
+              <w:top w:type="dxa" w:w="70"/>
+              <w:left w:type="dxa" w:w="110"/>
+              <w:bottom w:type="dxa" w:w="70"/>
+              <w:right w:type="dxa" w:w="110"/>
+            </w:tcMar>
+          </w:tcPr>
+          <w:p>
+            <w:pPr>
+              <w:spacing w:after="0" w:line="252"/>
+            </w:pPr>
+            <w:r>
+              <w:rPr>
+                <w:color w:val="1F2933"/>
+                <w:sz w:val="20"/>
+                <w:szCs w:val="20"/>
+              </w:rPr>
+              <w:t xml:space="preserve">1.6.5</w:t>
+            </w:r>
+          </w:p>
+        </w:tc>
+      </w:tr>
+      <w:tr>
+        <w:trPr>
+          <w:cantSplit/>
+        </w:trPr>
+        <w:tc>
+          <w:tcPr>
+            <w:tcW w:type="dxa" w:w="3500"/>
+            <w:tcBorders>
+              <w:top w:val="single" w:color="D5D9DD" w:sz="4"/>
+              <w:left w:val="single" w:color="D5D9DD" w:sz="4"/>
+              <w:bottom w:val="single" w:color="D5D9DD" w:sz="4"/>
+              <w:right w:val="single" w:color="D5D9DD" w:sz="4"/>
+            </w:tcBorders>
+            <w:tcMar>
+              <w:top w:type="dxa" w:w="70"/>
+              <w:left w:type="dxa" w:w="110"/>
+              <w:bottom w:type="dxa" w:w="70"/>
+              <w:right w:type="dxa" w:w="110"/>
+            </w:tcMar>
+          </w:tcPr>
+          <w:p>
+            <w:pPr>
+              <w:spacing w:after="0" w:line="252"/>
+            </w:pPr>
+            <w:r>
+              <w:rPr>
+                <w:color w:val="1F2933"/>
+                <w:sz w:val="20"/>
+                <w:szCs w:val="20"/>
+              </w:rPr>
+              <w:t xml:space="preserve">json-smart</w:t>
+            </w:r>
+          </w:p>
+        </w:tc>
+        <w:tc>
+          <w:tcPr>
+            <w:tcW w:type="dxa" w:w="2400"/>
+            <w:tcBorders>
+              <w:top w:val="single" w:color="D5D9DD" w:sz="4"/>
+              <w:left w:val="single" w:color="D5D9DD" w:sz="4"/>
+              <w:bottom w:val="single" w:color="D5D9DD" w:sz="4"/>
+              <w:right w:val="single" w:color="D5D9DD" w:sz="4"/>
+            </w:tcBorders>
+            <w:tcMar>
+              <w:top w:type="dxa" w:w="70"/>
+              <w:left w:type="dxa" w:w="110"/>
+              <w:bottom w:type="dxa" w:w="70"/>
+              <w:right w:type="dxa" w:w="110"/>
+            </w:tcMar>
+          </w:tcPr>
+          <w:p>
+            <w:pPr>
+              <w:spacing w:after="0" w:line="252"/>
+            </w:pPr>
+            <w:r>
+              <w:rPr>
+                <w:color w:val="1F2933"/>
+                <w:sz w:val="20"/>
+                <w:szCs w:val="20"/>
+              </w:rPr>
+              <w:t xml:space="preserve">2.5.1</w:t>
+            </w:r>
+          </w:p>
+        </w:tc>
+        <w:tc>
+          <w:tcPr>
+            <w:tcW w:type="dxa" w:w="3460"/>
+            <w:tcBorders>
+              <w:top w:val="single" w:color="D5D9DD" w:sz="4"/>
+              <w:left w:val="single" w:color="D5D9DD" w:sz="4"/>
+              <w:bottom w:val="single" w:color="D5D9DD" w:sz="4"/>
+              <w:right w:val="single" w:color="D5D9DD" w:sz="4"/>
+            </w:tcBorders>
+            <w:tcMar>
+              <w:top w:type="dxa" w:w="70"/>
+              <w:left w:type="dxa" w:w="110"/>
+              <w:bottom w:type="dxa" w:w="70"/>
+              <w:right w:type="dxa" w:w="110"/>
+            </w:tcMar>
+          </w:tcPr>
+          <w:p>
+            <w:pPr>
+              <w:spacing w:after="0" w:line="252"/>
+            </w:pPr>
+            <w:r>
+              <w:rPr>
+                <w:color w:val="1F2933"/>
+                <w:sz w:val="20"/>
+                <w:szCs w:val="20"/>
+              </w:rPr>
+              <w:t xml:space="preserve">2.5.2</w:t>
+            </w:r>
+          </w:p>
+        </w:tc>
+      </w:tr>
+      <w:tr>
+        <w:trPr>
+          <w:cantSplit/>
+        </w:trPr>
+        <w:tc>
+          <w:tcPr>
+            <w:tcW w:type="dxa" w:w="3500"/>
+            <w:tcBorders>
+              <w:top w:val="single" w:color="D5D9DD" w:sz="4"/>
+              <w:left w:val="single" w:color="D5D9DD" w:sz="4"/>
+              <w:bottom w:val="single" w:color="D5D9DD" w:sz="4"/>
+              <w:right w:val="single" w:color="D5D9DD" w:sz="4"/>
+            </w:tcBorders>
+            <w:tcMar>
+              <w:top w:type="dxa" w:w="70"/>
+              <w:left w:type="dxa" w:w="110"/>
+              <w:bottom w:type="dxa" w:w="70"/>
+              <w:right w:type="dxa" w:w="110"/>
+            </w:tcMar>
+          </w:tcPr>
+          <w:p>
+            <w:pPr>
+              <w:spacing w:after="0" w:line="252"/>
+            </w:pPr>
+            <w:r>
+              <w:rPr>
+                <w:color w:val="1F2933"/>
+                <w:sz w:val="20"/>
+                <w:szCs w:val="20"/>
+              </w:rPr>
+              <w:t xml:space="preserve">Micrometer</w:t>
+            </w:r>
+          </w:p>
+        </w:tc>
+        <w:tc>
+          <w:tcPr>
+            <w:tcW w:type="dxa" w:w="2400"/>
+            <w:tcBorders>
+              <w:top w:val="single" w:color="D5D9DD" w:sz="4"/>
+              <w:left w:val="single" w:color="D5D9DD" w:sz="4"/>
+              <w:bottom w:val="single" w:color="D5D9DD" w:sz="4"/>
+              <w:right w:val="single" w:color="D5D9DD" w:sz="4"/>
+            </w:tcBorders>
+            <w:tcMar>
+              <w:top w:type="dxa" w:w="70"/>
+              <w:left w:type="dxa" w:w="110"/>
+              <w:bottom w:type="dxa" w:w="70"/>
+              <w:right w:type="dxa" w:w="110"/>
+            </w:tcMar>
+          </w:tcPr>
+          <w:p>
+            <w:pPr>
+              <w:spacing w:after="0" w:line="252"/>
+            </w:pPr>
+            <w:r>
+              <w:rPr>
+                <w:color w:val="1F2933"/>
+                <w:sz w:val="20"/>
+                <w:szCs w:val="20"/>
+              </w:rPr>
+              <w:t xml:space="preserve">1.13.6</w:t>
+            </w:r>
+          </w:p>
+        </w:tc>
+        <w:tc>
+          <w:tcPr>
+            <w:tcW w:type="dxa" w:w="3460"/>
+            <w:tcBorders>
+              <w:top w:val="single" w:color="D5D9DD" w:sz="4"/>
+              <w:left w:val="single" w:color="D5D9DD" w:sz="4"/>
+              <w:bottom w:val="single" w:color="D5D9DD" w:sz="4"/>
+              <w:right w:val="single" w:color="D5D9DD" w:sz="4"/>
+            </w:tcBorders>
+            <w:tcMar>
+              <w:top w:type="dxa" w:w="70"/>
+              <w:left w:type="dxa" w:w="110"/>
+              <w:bottom w:type="dxa" w:w="70"/>
+              <w:right w:type="dxa" w:w="110"/>
+            </w:tcMar>
+          </w:tcPr>
+          <w:p>
+            <w:pPr>
+              <w:spacing w:after="0" w:line="252"/>
+            </w:pPr>
+            <w:r>
+              <w:rPr>
+                <w:color w:val="1F2933"/>
+                <w:sz w:val="20"/>
+                <w:szCs w:val="20"/>
+              </w:rPr>
+              <w:t xml:space="preserve">1.17.1</w:t>
+            </w:r>
+          </w:p>
+        </w:tc>
+      </w:tr>
+      <w:tr>
+        <w:trPr>
+          <w:cantSplit/>
+        </w:trPr>
+        <w:tc>
+          <w:tcPr>
+            <w:tcW w:type="dxa" w:w="3500"/>
+            <w:tcBorders>
+              <w:top w:val="single" w:color="D5D9DD" w:sz="4"/>
+              <w:left w:val="single" w:color="D5D9DD" w:sz="4"/>
+              <w:bottom w:val="single" w:color="D5D9DD" w:sz="4"/>
+              <w:right w:val="single" w:color="D5D9DD" w:sz="4"/>
+            </w:tcBorders>
+            <w:tcMar>
+              <w:top w:type="dxa" w:w="70"/>
+              <w:left w:type="dxa" w:w="110"/>
+              <w:bottom w:type="dxa" w:w="70"/>
+              <w:right w:type="dxa" w:w="110"/>
+            </w:tcMar>
+          </w:tcPr>
+          <w:p>
+            <w:pPr>
+              <w:spacing w:after="0" w:line="252"/>
+            </w:pPr>
+            <w:r>
+              <w:rPr>
+                <w:color w:val="1F2933"/>
+                <w:sz w:val="20"/>
+                <w:szCs w:val="20"/>
+              </w:rPr>
+              <w:t xml:space="preserve">HdrHistogram · LatencyUtils</w:t>
+            </w:r>
+          </w:p>
+        </w:tc>
+        <w:tc>
+          <w:tcPr>
+            <w:tcW w:type="dxa" w:w="2400"/>
+            <w:tcBorders>
+              <w:top w:val="single" w:color="D5D9DD" w:sz="4"/>
+              <w:left w:val="single" w:color="D5D9DD" w:sz="4"/>
+              <w:bottom w:val="single" w:color="D5D9DD" w:sz="4"/>
+              <w:right w:val="single" w:color="D5D9DD" w:sz="4"/>
+            </w:tcBorders>
+            <w:tcMar>
+              <w:top w:type="dxa" w:w="70"/>
+              <w:left w:type="dxa" w:w="110"/>
+              <w:bottom w:type="dxa" w:w="70"/>
+              <w:right w:type="dxa" w:w="110"/>
+            </w:tcMar>
+          </w:tcPr>
+          <w:p>
+            <w:pPr>
+              <w:spacing w:after="0" w:line="252"/>
+            </w:pPr>
+            <w:r>
+              <w:rPr>
+                <w:color w:val="1F2933"/>
+                <w:sz w:val="20"/>
+                <w:szCs w:val="20"/>
+              </w:rPr>
+              <w:t xml:space="preserve">2.2.2 · 2.0.3</w:t>
+            </w:r>
+          </w:p>
+        </w:tc>
+        <w:tc>
+          <w:tcPr>
+            <w:tcW w:type="dxa" w:w="3460"/>
+            <w:tcBorders>
+              <w:top w:val="single" w:color="D5D9DD" w:sz="4"/>
+              <w:left w:val="single" w:color="D5D9DD" w:sz="4"/>
+              <w:bottom w:val="single" w:color="D5D9DD" w:sz="4"/>
+              <w:right w:val="single" w:color="D5D9DD" w:sz="4"/>
+            </w:tcBorders>
+            <w:tcMar>
+              <w:top w:type="dxa" w:w="70"/>
+              <w:left w:type="dxa" w:w="110"/>
+              <w:bottom w:type="dxa" w:w="70"/>
+              <w:right w:type="dxa" w:w="110"/>
+            </w:tcMar>
+          </w:tcPr>
+          <w:p>
+            <w:pPr>
+              <w:spacing w:after="0" w:line="252"/>
+            </w:pPr>
+            <w:r>
+              <w:rPr>
+                <w:color w:val="1F2933"/>
+                <w:sz w:val="20"/>
+                <w:szCs w:val="20"/>
+              </w:rPr>
+              <w:t xml:space="preserve">excluidas del classpath de pruebas</w:t>
+            </w:r>
+          </w:p>
+        </w:tc>
+      </w:tr>
+    </w:tbl>
+    <w:p>
+      <w:pPr>
+        <w:spacing w:after="120"/>
+      </w:pPr>
+    </w:p>
+    <w:p>
+      <w:pPr>
+        <w:keepNext/>
+        <w:keepLines/>
+        <w:spacing w:after="40" w:before="120"/>
+        <w:jc w:val="center"/>
+      </w:pPr>
+      <w:r>
+        <w:drawing>
+          <wp:inline distT="0" distB="0" distL="0" distR="0">
+            <wp:extent cx="3381375" cy="3695700"/>
+            <wp:effectExtent t="0" r="0" b="0" l="0"/>
+            <wp:docPr id="1" name="07_vulnerabilidades_antes.png" descr="Dependency risks antes de la corrección" title="Dependency risks antes de la corrección"/>
+            <wp:cNvGraphicFramePr>
+              <a:graphicFrameLocks xmlns:a="http://schemas.openxmlformats.org/drawingml/2006/main" noChangeAspect="1"/>
+            </wp:cNvGraphicFramePr>
+            <a:graphic xmlns:a="http://schemas.openxmlformats.org/drawingml/2006/main">
+              <a:graphicData uri="http://schemas.openxmlformats.org/drawingml/2006/picture">
+                <pic:pic xmlns:pic="http://schemas.openxmlformats.org/drawingml/2006/picture">
+                  <pic:nvPicPr>
+                    <pic:cNvPr id="0" name="" descr=""/>
+                    <pic:cNvPicPr>
+                      <a:picLocks noChangeAspect="1" noChangeArrowheads="1"/>
+                    </pic:cNvPicPr>
+                  </pic:nvPicPr>
+                  <pic:blipFill>
+                    <a:blip r:embed="rId10" cstate="none"/>
+                    <a:srcRect/>
+                    <a:stretch>
+                      <a:fillRect/>
+                    </a:stretch>
+                  </pic:blipFill>
+                  <pic:spPr bwMode="auto">
+                    <a:xfrm>
+                      <a:off x="0" y="0"/>
+                      <a:ext cx="3381375" cy="3695700"/>
+                    </a:xfrm>
+                    <a:prstGeom prst="rect">
+                      <a:avLst/>
+                    </a:prstGeom>
+                  </pic:spPr>
+                </pic:pic>
+              </a:graphicData>
+            </a:graphic>
+          </wp:inline>
+        </w:drawing>
+      </w:r>
+    </w:p>
+    <w:p>
+      <w:pPr>
+        <w:spacing w:after="180"/>
+        <w:jc w:val="center"/>
+      </w:pPr>
+      <w:r>
+        <w:rPr>
+          <w:i/>
+          <w:iCs/>
+          <w:color w:val="5B6770"/>
+          <w:sz w:val="18"/>
+          <w:szCs w:val="18"/>
+        </w:rPr>
+        <w:t xml:space="preserve">Captura real (antes): 84 riesgos en 89 dependencias; los más graves son los de Thymeleaf (CVSS 9.1).</w:t>
+      </w:r>
+    </w:p>
+    <w:p>
+      <w:pPr>
+        <w:keepNext/>
+        <w:keepLines/>
+        <w:spacing w:after="40" w:before="120"/>
+        <w:jc w:val="center"/>
+      </w:pPr>
+      <w:r>
+        <w:drawing>
+          <wp:inline distT="0" distB="0" distL="0" distR="0">
+            <wp:extent cx="3381375" cy="3695700"/>
+            <wp:effectExtent t="0" r="0" b="0" l="0"/>
+            <wp:docPr id="1" name="09_vulnerabilidades_despues.png" descr="Dependency risks después de la corrección" title="Dependency risks después de la corrección"/>
+            <wp:cNvGraphicFramePr>
+              <a:graphicFrameLocks xmlns:a="http://schemas.openxmlformats.org/drawingml/2006/main" noChangeAspect="1"/>
+            </wp:cNvGraphicFramePr>
+            <a:graphic xmlns:a="http://schemas.openxmlformats.org/drawingml/2006/main">
+              <a:graphicData uri="http://schemas.openxmlformats.org/drawingml/2006/picture">
+                <pic:pic xmlns:pic="http://schemas.openxmlformats.org/drawingml/2006/picture">
+                  <pic:nvPicPr>
+                    <pic:cNvPr id="0" name="" descr=""/>
+                    <pic:cNvPicPr>
+                      <a:picLocks noChangeAspect="1" noChangeArrowheads="1"/>
+                    </pic:cNvPicPr>
+                  </pic:nvPicPr>
+                  <pic:blipFill>
+                    <a:blip r:embed="rId11" cstate="none"/>
+                    <a:srcRect/>
+                    <a:stretch>
+                      <a:fillRect/>
+                    </a:stretch>
+                  </pic:blipFill>
+                  <pic:spPr bwMode="auto">
+                    <a:xfrm>
+                      <a:off x="0" y="0"/>
+                      <a:ext cx="3381375" cy="3695700"/>
+                    </a:xfrm>
+                    <a:prstGeom prst="rect">
+                      <a:avLst/>
+                    </a:prstGeom>
+                  </pic:spPr>
+                </pic:pic>
+              </a:graphicData>
+            </a:graphic>
+          </wp:inline>
+        </w:drawing>
+      </w:r>
+    </w:p>
+    <w:p>
+      <w:pPr>
+        <w:spacing w:after="180"/>
+        <w:jc w:val="center"/>
+      </w:pPr>
+      <w:r>
+        <w:rPr>
+          <w:i/>
+          <w:iCs/>
+          <w:color w:val="5B6770"/>
+          <w:sz w:val="18"/>
+          <w:szCs w:val="18"/>
+        </w:rPr>
+        <w:t xml:space="preserve">Captura real (después): los 84 riesgos aparecen con estado Fixed.</w:t>
+      </w:r>
+    </w:p>
+    <w:p>
+      <w:pPr>
+        <w:keepNext/>
+        <w:keepLines/>
+        <w:spacing w:after="40" w:before="120"/>
+        <w:jc w:val="center"/>
+      </w:pPr>
+      <w:r>
+        <w:drawing>
+          <wp:inline distT="0" distB="0" distL="0" distR="0">
+            <wp:extent cx="4391025" cy="2524125"/>
+            <wp:effectExtent t="0" r="0" b="0" l="0"/>
+            <wp:docPr id="1" name="10_resumen_despues.png" descr="Resumen de la rama main tras la corrección" title="Resumen de la rama main tras la corrección"/>
+            <wp:cNvGraphicFramePr>
+              <a:graphicFrameLocks xmlns:a="http://schemas.openxmlformats.org/drawingml/2006/main" noChangeAspect="1"/>
+            </wp:cNvGraphicFramePr>
+            <a:graphic xmlns:a="http://schemas.openxmlformats.org/drawingml/2006/main">
+              <a:graphicData uri="http://schemas.openxmlformats.org/drawingml/2006/picture">
+                <pic:pic xmlns:pic="http://schemas.openxmlformats.org/drawingml/2006/picture">
+                  <pic:nvPicPr>
+                    <pic:cNvPr id="0" name="" descr=""/>
+                    <pic:cNvPicPr>
+                      <a:picLocks noChangeAspect="1" noChangeArrowheads="1"/>
+                    </pic:cNvPicPr>
+                  </pic:nvPicPr>
+                  <pic:blipFill>
+                    <a:blip r:embed="rId12" cstate="none"/>
+                    <a:srcRect/>
+                    <a:stretch>
+                      <a:fillRect/>
+                    </a:stretch>
+                  </pic:blipFill>
+                  <pic:spPr bwMode="auto">
+                    <a:xfrm>
+                      <a:off x="0" y="0"/>
+                      <a:ext cx="4391025" cy="2524125"/>
+                    </a:xfrm>
+                    <a:prstGeom prst="rect">
+                      <a:avLst/>
+                    </a:prstGeom>
+                  </pic:spPr>
+                </pic:pic>
+              </a:graphicData>
+            </a:graphic>
+          </wp:inline>
+        </w:drawing>
+      </w:r>
+    </w:p>
+    <w:p>
+      <w:pPr>
+        <w:spacing w:after="180"/>
+        <w:jc w:val="center"/>
+      </w:pPr>
+      <w:r>
+        <w:rPr>
+          <w:i/>
+          <w:iCs/>
+          <w:color w:val="5B6770"/>
+          <w:sz w:val="18"/>
+          <w:szCs w:val="18"/>
+        </w:rPr>
+        <w:t xml:space="preserve">Captura real (después): Dependency Risks = 0 en el resumen de la rama main.</w:t>
+      </w:r>
+    </w:p>
+    <w:p>
+      <w:pPr>
+        <w:spacing w:after="120" w:line="288"/>
+      </w:pPr>
+      <w:r>
+        <w:rPr>
+          <w:b/>
+          <w:bCs/>
+          <w:color w:val="1F2933"/>
+          <w:sz w:val="22"/>
+          <w:szCs w:val="22"/>
+        </w:rPr>
+        <w:t xml:space="preserve">Resultado:</w:t>
+      </w:r>
+      <w:r>
+        <w:rPr>
+          <w:color w:val="1F2933"/>
+          <w:sz w:val="22"/>
+          <w:szCs w:val="22"/>
+        </w:rPr>
+        <w:t xml:space="preserve"> de </w:t>
+      </w:r>
+      <w:r>
+        <w:rPr>
+          <w:b/>
+          <w:bCs/>
+          <w:color w:val="1F2933"/>
+          <w:sz w:val="22"/>
+          <w:szCs w:val="22"/>
+        </w:rPr>
+        <w:t xml:space="preserve">84 riesgos abiertos se pasó a 0</w:t>
+      </w:r>
+      <w:r>
+        <w:rPr>
+          <w:color w:val="1F2933"/>
+          <w:sz w:val="22"/>
+          <w:szCs w:val="22"/>
+        </w:rPr>
+        <w:t xml:space="preserve"> en la corrida #5.</w:t>
+      </w:r>
+    </w:p>
+    <w:tbl>
+      <w:tblPr>
+        <w:tblW w:type="dxa" w:w="9360"/>
+        <w:tblBorders>
+          <w:top w:val="single" w:color="auto" w:sz="4"/>
+          <w:left w:val="single" w:color="auto" w:sz="4"/>
+          <w:bottom w:val="single" w:color="auto" w:sz="4"/>
+          <w:right w:val="single" w:color="auto" w:sz="4"/>
+          <w:insideH w:val="single" w:color="auto" w:sz="4"/>
+          <w:insideV w:val="single" w:color="auto" w:sz="4"/>
+        </w:tblBorders>
+      </w:tblPr>
+      <w:tblGrid>
+        <w:gridCol w:w="9360"/>
+      </w:tblGrid>
+      <w:tr>
+        <w:tc>
+          <w:tcPr>
+            <w:tcW w:type="dxa" w:w="9360"/>
+            <w:tcBorders>
+              <w:top w:val="none"/>
+              <w:left w:val="single" w:color="1F5E8C" w:sz="24"/>
+              <w:bottom w:val="none"/>
+              <w:right w:val="none"/>
+            </w:tcBorders>
+            <w:shd w:fill="EEF3F7" w:val="clear"/>
+            <w:tcMar>
+              <w:top w:type="dxa" w:w="120"/>
+              <w:left w:type="dxa" w:w="200"/>
+              <w:bottom w:type="dxa" w:w="120"/>
+              <w:right w:type="dxa" w:w="200"/>
+            </w:tcMar>
+          </w:tcPr>
+          <w:p>
+            <w:pPr>
+              <w:spacing w:after="60"/>
+            </w:pPr>
+            <w:r>
+              <w:rPr>
+                <w:b/>
+                <w:bCs/>
+                <w:color w:val="1F5E8C"/>
+                <w:sz w:val="22"/>
+                <w:szCs w:val="22"/>
+              </w:rPr>
+              <w:t xml:space="preserve">Si la tarjeta Coverage no muestra un porcentaje</w:t>
+            </w:r>
+          </w:p>
+          <w:p>
+            <w:pPr>
+              <w:spacing w:after="0" w:line="276"/>
+            </w:pPr>
+            <w:r>
+              <w:rPr>
+                <w:color w:val="1F2933"/>
+                <w:sz w:val="21"/>
+                <w:szCs w:val="21"/>
+              </w:rPr>
+              <w:t xml:space="preserve">Hay dos causas posibles. (1) El resumen de la rama mide el </w:t>
+            </w:r>
+            <w:r>
+              <w:rPr>
+                <w:b/>
+                <w:bCs/>
+                <w:color w:val="1F2933"/>
+                <w:sz w:val="21"/>
+                <w:szCs w:val="21"/>
+              </w:rPr>
+              <w:t xml:space="preserve">código nuevo</w:t>
+            </w:r>
+            <w:r>
+              <w:rPr>
+                <w:color w:val="1F2933"/>
+                <w:sz w:val="21"/>
+                <w:szCs w:val="21"/>
+              </w:rPr>
+              <w:t xml:space="preserve">: un análisis que no cambia líneas de código (solo </w:t>
+            </w:r>
+            <w:r>
+              <w:rPr>
+                <w:rFonts w:ascii="Consolas" w:cs="Consolas" w:eastAsia="Consolas" w:hAnsi="Consolas"/>
+                <w:color w:val="7A2E0E"/>
+                <w:sz w:val="19"/>
+                <w:szCs w:val="19"/>
+              </w:rPr>
+              <w:t xml:space="preserve">build.gradle</w:t>
+            </w:r>
+            <w:r>
+              <w:rPr>
+                <w:color w:val="1F2933"/>
+                <w:sz w:val="21"/>
+                <w:szCs w:val="21"/>
+              </w:rPr>
+              <w:t xml:space="preserve"> o documentos) dice “not enough lines to compute coverage”. (2) El análisis cayó en una </w:t>
+            </w:r>
+            <w:r>
+              <w:rPr>
+                <w:b/>
+                <w:bCs/>
+                <w:color w:val="1F2933"/>
+                <w:sz w:val="21"/>
+                <w:szCs w:val="21"/>
+              </w:rPr>
+              <w:t xml:space="preserve">rama corta</w:t>
+            </w:r>
+            <w:r>
+              <w:rPr>
+                <w:color w:val="1F2933"/>
+                <w:sz w:val="21"/>
+                <w:szCs w:val="21"/>
+              </w:rPr>
+              <w:t xml:space="preserve"> (aquí </w:t>
+            </w:r>
+            <w:r>
+              <w:rPr>
+                <w:rFonts w:ascii="Consolas" w:cs="Consolas" w:eastAsia="Consolas" w:hAnsi="Consolas"/>
+                <w:color w:val="7A2E0E"/>
+                <w:sz w:val="19"/>
+                <w:szCs w:val="19"/>
+              </w:rPr>
+              <w:t xml:space="preserve">main</w:t>
+            </w:r>
+            <w:r>
+              <w:rPr>
+                <w:color w:val="1F2933"/>
+                <w:sz w:val="21"/>
+                <w:szCs w:val="21"/>
+              </w:rPr>
+              <w:t xml:space="preserve">), porque la rama principal del proyecto en SonarCloud es </w:t>
+            </w:r>
+            <w:r>
+              <w:rPr>
+                <w:rFonts w:ascii="Consolas" w:cs="Consolas" w:eastAsia="Consolas" w:hAnsi="Consolas"/>
+                <w:color w:val="7A2E0E"/>
+                <w:sz w:val="19"/>
+                <w:szCs w:val="19"/>
+              </w:rPr>
+              <w:t xml:space="preserve">master</w:t>
+            </w:r>
+            <w:r>
+              <w:rPr>
+                <w:color w:val="1F2933"/>
+                <w:sz w:val="21"/>
+                <w:szCs w:val="21"/>
+              </w:rPr>
+              <w:t xml:space="preserve">: ahí no hay pestaña *Overall Code* ni se evalúan las condiciones del gate sobre código total. Solución: publicar el análisis en la rama principal pasando </w:t>
+            </w:r>
+            <w:r>
+              <w:rPr>
+                <w:rFonts w:ascii="Consolas" w:cs="Consolas" w:eastAsia="Consolas" w:hAnsi="Consolas"/>
+                <w:color w:val="7A2E0E"/>
+                <w:sz w:val="19"/>
+                <w:szCs w:val="19"/>
+              </w:rPr>
+              <w:t xml:space="preserve">-Dsonar.branch.name=master</w:t>
+            </w:r>
+            <w:r>
+              <w:rPr>
+                <w:color w:val="1F2933"/>
+                <w:sz w:val="21"/>
+                <w:szCs w:val="21"/>
+              </w:rPr>
+              <w:t xml:space="preserve"> (el workflow lo hace con la variable </w:t>
+            </w:r>
+            <w:r>
+              <w:rPr>
+                <w:rFonts w:ascii="Consolas" w:cs="Consolas" w:eastAsia="Consolas" w:hAnsi="Consolas"/>
+                <w:color w:val="7A2E0E"/>
+                <w:sz w:val="19"/>
+                <w:szCs w:val="19"/>
+              </w:rPr>
+              <w:t xml:space="preserve">SONAR_MAIN_BRANCH</w:t>
+            </w:r>
+            <w:r>
+              <w:rPr>
+                <w:color w:val="1F2933"/>
+                <w:sz w:val="21"/>
+                <w:szCs w:val="21"/>
+              </w:rPr>
+              <w:t xml:space="preserve">) y leer la cobertura total en *Overall Code*.</w:t>
+            </w:r>
+          </w:p>
+        </w:tc>
+      </w:tr>
+    </w:tbl>
     <w:p>
       <w:pPr>
         <w:pStyle w:val="Heading1"/>
@@ -6988,6 +8918,134 @@
         <w:spacing w:after="120"/>
       </w:pPr>
     </w:p>
+    <w:p>
+      <w:pPr>
+        <w:keepNext/>
+        <w:keepLines/>
+        <w:spacing w:after="40" w:before="120"/>
+        <w:jc w:val="center"/>
+      </w:pPr>
+      <w:r>
+        <w:drawing>
+          <wp:inline distT="0" distB="0" distL="0" distR="0">
+            <wp:extent cx="3295650" cy="3533775"/>
+            <wp:effectExtent t="0" r="0" b="0" l="0"/>
+            <wp:docPr id="1" name="04_regla_s3776.png" descr="Regla S3776 con Threshold 15" title="Regla S3776 con Threshold 15"/>
+            <wp:cNvGraphicFramePr>
+              <a:graphicFrameLocks xmlns:a="http://schemas.openxmlformats.org/drawingml/2006/main" noChangeAspect="1"/>
+            </wp:cNvGraphicFramePr>
+            <a:graphic xmlns:a="http://schemas.openxmlformats.org/drawingml/2006/main">
+              <a:graphicData uri="http://schemas.openxmlformats.org/drawingml/2006/picture">
+                <pic:pic xmlns:pic="http://schemas.openxmlformats.org/drawingml/2006/picture">
+                  <pic:nvPicPr>
+                    <pic:cNvPr id="0" name="" descr=""/>
+                    <pic:cNvPicPr>
+                      <a:picLocks noChangeAspect="1" noChangeArrowheads="1"/>
+                    </pic:cNvPicPr>
+                  </pic:nvPicPr>
+                  <pic:blipFill>
+                    <a:blip r:embed="rId13" cstate="none"/>
+                    <a:srcRect/>
+                    <a:stretch>
+                      <a:fillRect/>
+                    </a:stretch>
+                  </pic:blipFill>
+                  <pic:spPr bwMode="auto">
+                    <a:xfrm>
+                      <a:off x="0" y="0"/>
+                      <a:ext cx="3295650" cy="3533775"/>
+                    </a:xfrm>
+                    <a:prstGeom prst="rect">
+                      <a:avLst/>
+                    </a:prstGeom>
+                  </pic:spPr>
+                </pic:pic>
+              </a:graphicData>
+            </a:graphic>
+          </wp:inline>
+        </w:drawing>
+      </w:r>
+    </w:p>
+    <w:p>
+      <w:pPr>
+        <w:spacing w:after="180"/>
+        <w:jc w:val="center"/>
+      </w:pPr>
+      <w:r>
+        <w:rPr>
+          <w:i/>
+          <w:iCs/>
+          <w:color w:val="5B6770"/>
+          <w:sz w:val="18"/>
+          <w:szCs w:val="18"/>
+        </w:rPr>
+        <w:t xml:space="preserve">Captura real: regla `java:S3776` con Threshold 15 en “Calculadora Java Profile”.</w:t>
+      </w:r>
+    </w:p>
+    <w:p>
+      <w:pPr>
+        <w:keepNext/>
+        <w:keepLines/>
+        <w:spacing w:after="40" w:before="120"/>
+        <w:jc w:val="center"/>
+      </w:pPr>
+      <w:r>
+        <w:drawing>
+          <wp:inline distT="0" distB="0" distL="0" distR="0">
+            <wp:extent cx="3562350" cy="3343275"/>
+            <wp:effectExtent t="0" r="0" b="0" l="0"/>
+            <wp:docPr id="1" name="05_regla_s1541.png" descr="Regla S1541 con Threshold 10" title="Regla S1541 con Threshold 10"/>
+            <wp:cNvGraphicFramePr>
+              <a:graphicFrameLocks xmlns:a="http://schemas.openxmlformats.org/drawingml/2006/main" noChangeAspect="1"/>
+            </wp:cNvGraphicFramePr>
+            <a:graphic xmlns:a="http://schemas.openxmlformats.org/drawingml/2006/main">
+              <a:graphicData uri="http://schemas.openxmlformats.org/drawingml/2006/picture">
+                <pic:pic xmlns:pic="http://schemas.openxmlformats.org/drawingml/2006/picture">
+                  <pic:nvPicPr>
+                    <pic:cNvPr id="0" name="" descr=""/>
+                    <pic:cNvPicPr>
+                      <a:picLocks noChangeAspect="1" noChangeArrowheads="1"/>
+                    </pic:cNvPicPr>
+                  </pic:nvPicPr>
+                  <pic:blipFill>
+                    <a:blip r:embed="rId14" cstate="none"/>
+                    <a:srcRect/>
+                    <a:stretch>
+                      <a:fillRect/>
+                    </a:stretch>
+                  </pic:blipFill>
+                  <pic:spPr bwMode="auto">
+                    <a:xfrm>
+                      <a:off x="0" y="0"/>
+                      <a:ext cx="3562350" cy="3343275"/>
+                    </a:xfrm>
+                    <a:prstGeom prst="rect">
+                      <a:avLst/>
+                    </a:prstGeom>
+                  </pic:spPr>
+                </pic:pic>
+              </a:graphicData>
+            </a:graphic>
+          </wp:inline>
+        </w:drawing>
+      </w:r>
+    </w:p>
+    <w:p>
+      <w:pPr>
+        <w:spacing w:after="180"/>
+        <w:jc w:val="center"/>
+      </w:pPr>
+      <w:r>
+        <w:rPr>
+          <w:i/>
+          <w:iCs/>
+          <w:color w:val="5B6770"/>
+          <w:sz w:val="18"/>
+          <w:szCs w:val="18"/>
+        </w:rPr>
+        <w:t xml:space="preserve">Captura real: regla `java:S1541` con Threshold 10 en “Calculadora Java Profile”.</w:t>
+      </w:r>
+    </w:p>
     <w:tbl>
       <w:tblPr>
         <w:tblW w:type="dxa" w:w="9360"/>
@@ -7324,7 +9382,7 @@
         <w:pStyle w:val="ListParagraph"/>
         <w:numPr>
           <w:ilvl w:val="0"/>
-          <w:numId w:val="7"/>
+          <w:numId w:val="8"/>
         </w:numPr>
         <w:spacing w:after="80" w:line="276"/>
       </w:pPr>
@@ -7396,7 +9454,7 @@
         <w:pStyle w:val="ListParagraph"/>
         <w:numPr>
           <w:ilvl w:val="0"/>
-          <w:numId w:val="7"/>
+          <w:numId w:val="8"/>
         </w:numPr>
         <w:spacing w:after="80" w:line="276"/>
       </w:pPr>
@@ -7484,7 +9542,7 @@
         <w:pStyle w:val="ListParagraph"/>
         <w:numPr>
           <w:ilvl w:val="0"/>
-          <w:numId w:val="7"/>
+          <w:numId w:val="8"/>
         </w:numPr>
         <w:spacing w:after="80" w:line="276"/>
       </w:pPr>
@@ -7554,7 +9612,7 @@
         <w:pStyle w:val="ListParagraph"/>
         <w:numPr>
           <w:ilvl w:val="0"/>
-          <w:numId w:val="7"/>
+          <w:numId w:val="8"/>
         </w:numPr>
         <w:spacing w:after="80" w:line="276"/>
       </w:pPr>
@@ -7636,6 +9694,198 @@
           <w:szCs w:val="22"/>
         </w:rPr>
         <w:t xml:space="preserve">En el dashboard del proyecto en SonarCloud se ven la cobertura, las complejidades, los issues y el estado del Quality Gate (Passed / Failed).</w:t>
+      </w:r>
+    </w:p>
+    <w:p>
+      <w:pPr>
+        <w:keepNext/>
+        <w:keepLines/>
+        <w:spacing w:after="40" w:before="120"/>
+        <w:jc w:val="center"/>
+      </w:pPr>
+      <w:r>
+        <w:drawing>
+          <wp:inline distT="0" distB="0" distL="0" distR="0">
+            <wp:extent cx="4391025" cy="2857500"/>
+            <wp:effectExtent t="0" r="0" b="0" l="0"/>
+            <wp:docPr id="1" name="03_profile.png" descr="Calculadora Java Profile" title="Calculadora Java Profile"/>
+            <wp:cNvGraphicFramePr>
+              <a:graphicFrameLocks xmlns:a="http://schemas.openxmlformats.org/drawingml/2006/main" noChangeAspect="1"/>
+            </wp:cNvGraphicFramePr>
+            <a:graphic xmlns:a="http://schemas.openxmlformats.org/drawingml/2006/main">
+              <a:graphicData uri="http://schemas.openxmlformats.org/drawingml/2006/picture">
+                <pic:pic xmlns:pic="http://schemas.openxmlformats.org/drawingml/2006/picture">
+                  <pic:nvPicPr>
+                    <pic:cNvPr id="0" name="" descr=""/>
+                    <pic:cNvPicPr>
+                      <a:picLocks noChangeAspect="1" noChangeArrowheads="1"/>
+                    </pic:cNvPicPr>
+                  </pic:nvPicPr>
+                  <pic:blipFill>
+                    <a:blip r:embed="rId15" cstate="none"/>
+                    <a:srcRect/>
+                    <a:stretch>
+                      <a:fillRect/>
+                    </a:stretch>
+                  </pic:blipFill>
+                  <pic:spPr bwMode="auto">
+                    <a:xfrm>
+                      <a:off x="0" y="0"/>
+                      <a:ext cx="4391025" cy="2857500"/>
+                    </a:xfrm>
+                    <a:prstGeom prst="rect">
+                      <a:avLst/>
+                    </a:prstGeom>
+                  </pic:spPr>
+                </pic:pic>
+              </a:graphicData>
+            </a:graphic>
+          </wp:inline>
+        </w:drawing>
+      </w:r>
+    </w:p>
+    <w:p>
+      <w:pPr>
+        <w:spacing w:after="180"/>
+        <w:jc w:val="center"/>
+      </w:pPr>
+      <w:r>
+        <w:rPr>
+          <w:i/>
+          <w:iCs/>
+          <w:color w:val="5B6770"/>
+          <w:sz w:val="18"/>
+          <w:szCs w:val="18"/>
+        </w:rPr>
+        <w:t xml:space="preserve">Captura real: “Calculadora Java Profile” con 660 reglas activas y el proyecto calidad-software asociado.</w:t>
+      </w:r>
+    </w:p>
+    <w:p>
+      <w:pPr>
+        <w:keepNext/>
+        <w:keepLines/>
+        <w:spacing w:after="40" w:before="120"/>
+        <w:jc w:val="center"/>
+      </w:pPr>
+      <w:r>
+        <w:drawing>
+          <wp:inline distT="0" distB="0" distL="0" distR="0">
+            <wp:extent cx="4210050" cy="2628900"/>
+            <wp:effectExtent t="0" r="0" b="0" l="0"/>
+            <wp:docPr id="1" name="01_resumen.png" descr="Resumen del análisis en SonarCloud" title="Resumen del análisis en SonarCloud"/>
+            <wp:cNvGraphicFramePr>
+              <a:graphicFrameLocks xmlns:a="http://schemas.openxmlformats.org/drawingml/2006/main" noChangeAspect="1"/>
+            </wp:cNvGraphicFramePr>
+            <a:graphic xmlns:a="http://schemas.openxmlformats.org/drawingml/2006/main">
+              <a:graphicData uri="http://schemas.openxmlformats.org/drawingml/2006/picture">
+                <pic:pic xmlns:pic="http://schemas.openxmlformats.org/drawingml/2006/picture">
+                  <pic:nvPicPr>
+                    <pic:cNvPr id="0" name="" descr=""/>
+                    <pic:cNvPicPr>
+                      <a:picLocks noChangeAspect="1" noChangeArrowheads="1"/>
+                    </pic:cNvPicPr>
+                  </pic:nvPicPr>
+                  <pic:blipFill>
+                    <a:blip r:embed="rId16" cstate="none"/>
+                    <a:srcRect/>
+                    <a:stretch>
+                      <a:fillRect/>
+                    </a:stretch>
+                  </pic:blipFill>
+                  <pic:spPr bwMode="auto">
+                    <a:xfrm>
+                      <a:off x="0" y="0"/>
+                      <a:ext cx="4210050" cy="2628900"/>
+                    </a:xfrm>
+                    <a:prstGeom prst="rect">
+                      <a:avLst/>
+                    </a:prstGeom>
+                  </pic:spPr>
+                </pic:pic>
+              </a:graphicData>
+            </a:graphic>
+          </wp:inline>
+        </w:drawing>
+      </w:r>
+    </w:p>
+    <w:p>
+      <w:pPr>
+        <w:spacing w:after="180"/>
+        <w:jc w:val="center"/>
+      </w:pPr>
+      <w:r>
+        <w:rPr>
+          <w:i/>
+          <w:iCs/>
+          <w:color w:val="5B6770"/>
+          <w:sz w:val="18"/>
+          <w:szCs w:val="18"/>
+        </w:rPr>
+        <w:t xml:space="preserve">Captura real: resultado del primer análisis en la rama main: Quality Gate Passed, cobertura 93,7 %, 0 issues.</w:t>
+      </w:r>
+    </w:p>
+    <w:p>
+      <w:pPr>
+        <w:keepNext/>
+        <w:keepLines/>
+        <w:spacing w:after="40" w:before="120"/>
+        <w:jc w:val="center"/>
+      </w:pPr>
+      <w:r>
+        <w:drawing>
+          <wp:inline distT="0" distB="0" distL="0" distR="0">
+            <wp:extent cx="5124450" cy="3086100"/>
+            <wp:effectExtent t="0" r="0" b="0" l="0"/>
+            <wp:docPr id="1" name="08_actions_verde.png" descr="Corrida de GitHub Actions en verde" title="Corrida de GitHub Actions en verde"/>
+            <wp:cNvGraphicFramePr>
+              <a:graphicFrameLocks xmlns:a="http://schemas.openxmlformats.org/drawingml/2006/main" noChangeAspect="1"/>
+            </wp:cNvGraphicFramePr>
+            <a:graphic xmlns:a="http://schemas.openxmlformats.org/drawingml/2006/main">
+              <a:graphicData uri="http://schemas.openxmlformats.org/drawingml/2006/picture">
+                <pic:pic xmlns:pic="http://schemas.openxmlformats.org/drawingml/2006/picture">
+                  <pic:nvPicPr>
+                    <pic:cNvPr id="0" name="" descr=""/>
+                    <pic:cNvPicPr>
+                      <a:picLocks noChangeAspect="1" noChangeArrowheads="1"/>
+                    </pic:cNvPicPr>
+                  </pic:nvPicPr>
+                  <pic:blipFill>
+                    <a:blip r:embed="rId17" cstate="none"/>
+                    <a:srcRect/>
+                    <a:stretch>
+                      <a:fillRect/>
+                    </a:stretch>
+                  </pic:blipFill>
+                  <pic:spPr bwMode="auto">
+                    <a:xfrm>
+                      <a:off x="0" y="0"/>
+                      <a:ext cx="5124450" cy="3086100"/>
+                    </a:xfrm>
+                    <a:prstGeom prst="rect">
+                      <a:avLst/>
+                    </a:prstGeom>
+                  </pic:spPr>
+                </pic:pic>
+              </a:graphicData>
+            </a:graphic>
+          </wp:inline>
+        </w:drawing>
+      </w:r>
+    </w:p>
+    <w:p>
+      <w:pPr>
+        <w:spacing w:after="180"/>
+        <w:jc w:val="center"/>
+      </w:pPr>
+      <w:r>
+        <w:rPr>
+          <w:i/>
+          <w:iCs/>
+          <w:color w:val="5B6770"/>
+          <w:sz w:val="18"/>
+          <w:szCs w:val="18"/>
+        </w:rPr>
+        <w:t xml:space="preserve">Captura real: workflow “Calidad - pruebas + SonarCloud” en GitHub Actions con resultado Success.</w:t>
       </w:r>
     </w:p>
     <w:p>
@@ -8474,7 +10724,7 @@
           <w:sz w:val="22"/>
           <w:szCs w:val="22"/>
         </w:rPr>
-        <w:t xml:space="preserve"> la #4 de GitHub Actions pasó con Karate 1.5.1 (</w:t>
+        <w:t xml:space="preserve"> la #5 de GitHub Actions pasó con Karate 1.5.1 (</w:t>
       </w:r>
       <w:r>
         <w:rPr>
@@ -8638,7 +10888,7 @@
           <w:sz w:val="22"/>
           <w:szCs w:val="22"/>
         </w:rPr>
-        <w:t xml:space="preserve">. Para corregirlo: Administration → Branches and Pull Requests → borrar la rama </w:t>
+        <w:t xml:space="preserve"> (sin cobertura total en el resumen). El workflow ahora pasa </w:t>
       </w:r>
       <w:r>
         <w:rPr>
@@ -8647,15 +10897,15 @@
           <w:sz w:val="20"/>
           <w:szCs w:val="20"/>
         </w:rPr>
-        <w:t xml:space="preserve">main</w:t>
-      </w:r>
-      <w:r>
-        <w:rPr>
-          <w:color w:val="1F2933"/>
-          <w:sz w:val="22"/>
-          <w:szCs w:val="22"/>
-        </w:rPr>
-        <w:t xml:space="preserve"> y renombrar </w:t>
+        <w:t xml:space="preserve">-Dsonar.branch.name=master</w:t>
+      </w:r>
+      <w:r>
+        <w:rPr>
+          <w:color w:val="1F2933"/>
+          <w:sz w:val="22"/>
+          <w:szCs w:val="22"/>
+        </w:rPr>
+        <w:t xml:space="preserve"> en cada push para que el análisis se publique en la rama principal; la variable </w:t>
       </w:r>
       <w:r>
         <w:rPr>
@@ -8664,15 +10914,15 @@
           <w:sz w:val="20"/>
           <w:szCs w:val="20"/>
         </w:rPr>
-        <w:t xml:space="preserve">master</w:t>
-      </w:r>
-      <w:r>
-        <w:rPr>
-          <w:color w:val="1F2933"/>
-          <w:sz w:val="22"/>
-          <w:szCs w:val="22"/>
-        </w:rPr>
-        <w:t xml:space="preserve"> a </w:t>
+        <w:t xml:space="preserve">SONAR_MAIN_BRANCH</w:t>
+      </w:r>
+      <w:r>
+        <w:rPr>
+          <w:color w:val="1F2933"/>
+          <w:sz w:val="22"/>
+          <w:szCs w:val="22"/>
+        </w:rPr>
+        <w:t xml:space="preserve"> permite cambiar el nombre. Opcional: borrar la rama corta </w:t>
       </w:r>
       <w:r>
         <w:rPr>
@@ -8689,7 +10939,58 @@
           <w:sz w:val="22"/>
           <w:szCs w:val="22"/>
         </w:rPr>
-        <w:t xml:space="preserve">; luego volver a ejecutar el workflow.</w:t>
+        <w:t xml:space="preserve"> y renombrar </w:t>
+      </w:r>
+      <w:r>
+        <w:rPr>
+          <w:rFonts w:ascii="Consolas" w:cs="Consolas" w:eastAsia="Consolas" w:hAnsi="Consolas"/>
+          <w:color w:val="7A2E0E"/>
+          <w:sz w:val="20"/>
+          <w:szCs w:val="20"/>
+        </w:rPr>
+        <w:t xml:space="preserve">master</w:t>
+      </w:r>
+      <w:r>
+        <w:rPr>
+          <w:color w:val="1F2933"/>
+          <w:sz w:val="22"/>
+          <w:szCs w:val="22"/>
+        </w:rPr>
+        <w:t xml:space="preserve"> a </w:t>
+      </w:r>
+      <w:r>
+        <w:rPr>
+          <w:rFonts w:ascii="Consolas" w:cs="Consolas" w:eastAsia="Consolas" w:hAnsi="Consolas"/>
+          <w:color w:val="7A2E0E"/>
+          <w:sz w:val="20"/>
+          <w:szCs w:val="20"/>
+        </w:rPr>
+        <w:t xml:space="preserve">main</w:t>
+      </w:r>
+      <w:r>
+        <w:rPr>
+          <w:color w:val="1F2933"/>
+          <w:sz w:val="22"/>
+          <w:szCs w:val="22"/>
+        </w:rPr>
+        <w:t xml:space="preserve"> (Administration → Branches and Pull Requests) y crear la variable </w:t>
+      </w:r>
+      <w:r>
+        <w:rPr>
+          <w:rFonts w:ascii="Consolas" w:cs="Consolas" w:eastAsia="Consolas" w:hAnsi="Consolas"/>
+          <w:color w:val="7A2E0E"/>
+          <w:sz w:val="20"/>
+          <w:szCs w:val="20"/>
+        </w:rPr>
+        <w:t xml:space="preserve">SONAR_MAIN_BRANCH = main</w:t>
+      </w:r>
+      <w:r>
+        <w:rPr>
+          <w:color w:val="1F2933"/>
+          <w:sz w:val="22"/>
+          <w:szCs w:val="22"/>
+        </w:rPr>
+        <w:t xml:space="preserve">.</w:t>
       </w:r>
     </w:p>
     <w:p>
@@ -9545,6 +11846,12 @@
     </w:lvlOverride>
   </w:num>
   <w:num w:numId="7">
+    <w:abstractNumId w:val="10"/>
+    <w:lvlOverride w:ilvl="0">
+      <w:startOverride w:val="1"/>
+    </w:lvlOverride>
+  </w:num>
+  <w:num w:numId="8">
     <w:abstractNumId w:val="9"/>
     <w:lvlOverride w:ilvl="0">
       <w:startOverride w:val="1"/>
